--- a/docs/Summer_Internship_Final_Report.docx
+++ b/docs/Summer_Internship_Final_Report.docx
@@ -72,7 +72,7 @@
           <w:sz w:val="22"/>
           <w:szCs w:val="22"/>
         </w:rPr>
-        <w:t xml:space="preserve">The Smart Doctor Appointment &amp; Clinical Guidance System is a full-stack web application developed as the capstone internship project for the ICT Academy of Kerala (ICTAK). Built using the MERN stack (MongoDB, Express.js, React.js, Node.js), the application streamlines outpatient scheduling, provides an automated clinical symptom triage wizard to guide patients to the appropriate department, prevents double-booking through atomic slot reservations, and provides dedicated portals for Patients, Doctors, and Administrators.</w:t>
+        <w:t xml:space="preserve">The Smart Doctor Appointment &amp; Clinical Guidance System is a comprehensive full-stack web application developed as the capstone internship project for the ICT Academy of Kerala (ICTAK). Built using the MERN stack (MongoDB, Express.js, React.js, Node.js), the application streamlines outpatient scheduling across 18 medical departments with 24 verified specialist physicians. It features an automated clinical symptom triage wizard to guide patients, prevents double-booking through atomic slot reservations, and provides dedicated portals for Patients, Doctors, and Administrators.</w:t>
       </w:r>
     </w:p>
     <w:p>
@@ -94,7 +94,7 @@
           <w:sz w:val="22"/>
           <w:szCs w:val="22"/>
         </w:rPr>
-        <w:t xml:space="preserve">Healthcare delivery in outpatient clinics is frequently hampered by manual booking workflows, long waiting times, and patient uncertainty regarding which medical specialty to consult. This project bridges this gap by providing an end-to-end digital scheduling platform designed around modern software engineering standards, component-driven UI architecture, and robust RESTful API integration.</w:t>
+        <w:t xml:space="preserve">Healthcare delivery in outpatient clinics is frequently hampered by manual booking workflows, long waiting times, and patient uncertainty regarding which medical specialty to consult. This project bridges this gap by providing an end-to-end digital scheduling platform designed around modern software engineering standards, component-driven UI architecture, and robust RESTful API integration spanning 18 distinct medical disciplines.</w:t>
       </w:r>
     </w:p>
     <w:p>
@@ -187,7 +187,7 @@
           <w:sz w:val="22"/>
           <w:szCs w:val="22"/>
         </w:rPr>
-        <w:t xml:space="preserve">Develop an intelligent triage matrix that classifies symptoms by urgency and matches specialists.</w:t>
+        <w:t xml:space="preserve">Develop an intelligent triage matrix that classifies symptoms by urgency across 18 clinical departments.</w:t>
       </w:r>
     </w:p>
     <w:p>
@@ -215,7 +215,7 @@
           <w:sz w:val="22"/>
           <w:szCs w:val="22"/>
         </w:rPr>
-        <w:t xml:space="preserve">Ensure collision-free 30-minute appointment scheduling.</w:t>
+        <w:t xml:space="preserve">Ensure collision-free 30-minute appointment scheduling across 24 practitioner rosters.</w:t>
       </w:r>
     </w:p>
     <w:p>
@@ -265,7 +265,7 @@
           <w:sz w:val="22"/>
           <w:szCs w:val="22"/>
         </w:rPr>
-        <w:t xml:space="preserve">Deliverables include: (1) React 18 single-page application with Vite, (2) Express.js REST API with Mongoose ODM, (3) Automated database seeding script populating departments, symptoms, and doctor profiles, (4) IEEE 830 compliant Software Requirements Specification, and (5) Comprehensive project documentation.</w:t>
+        <w:t xml:space="preserve">Deliverables include: (1) React 18 single-page application with Vite, (2) Express.js REST API with Mongoose ODM, (3) Automated database seeding script populating 18 departments, 22+ clinical symptoms, and 24 doctor profiles, (4) IEEE 830 compliant Software Requirements Specification, and (5) Comprehensive project documentation.</w:t>
       </w:r>
     </w:p>
     <w:p>
@@ -337,7 +337,7 @@
           <w:sz w:val="22"/>
           <w:szCs w:val="22"/>
         </w:rPr>
-        <w:t xml:space="preserve">Designed Mongoose schemas for User, Doctor, Specialization, Symptom, Availability, and Appointment.</w:t>
+        <w:t xml:space="preserve">Designed Mongoose schemas for User, Doctor, Specialization (18 departments), Symptom (22+ rules), Availability, and Appointment.</w:t>
       </w:r>
     </w:p>
     <w:p>
@@ -443,7 +443,7 @@
           <w:sz w:val="22"/>
           <w:szCs w:val="22"/>
         </w:rPr>
-        <w:t xml:space="preserve">All functional features passed rigorous testing. The symptom checker successfully evaluates multi-symptom queries, flags high-urgency conditions, and routes patients to on-duty specialists. The appointment system guarantees slot uniqueness, and completed consultations accurately persist medical notes and prescriptions.</w:t>
+        <w:t xml:space="preserve">All functional features passed rigorous testing. The symptom checker successfully evaluates multi-symptom queries, flags high-urgency conditions, and routes patients to on-duty specialists. The appointment system guarantees slot uniqueness across all 24 doctors, and completed consultations accurately persist medical notes and prescriptions.</w:t>
       </w:r>
     </w:p>
     <w:p>
@@ -465,7 +465,7 @@
           <w:sz w:val="22"/>
           <w:szCs w:val="22"/>
         </w:rPr>
-        <w:t xml:space="preserve">The Smart Doctor Appointment &amp; Clinical Guidance System successfully fulfills all criteria specified in the ICTAK Internship Guidelines. The project demonstrates the practical application of modern full-stack web technologies to solve real-world healthcare challenges.</w:t>
+        <w:t xml:space="preserve">The Smart Doctor Appointment &amp; Clinical Guidance System successfully fulfills all criteria specified in the ICTAK Internship Guidelines. The project demonstrates the practical application of modern full-stack web technologies to solve real-world healthcare challenges across comprehensive medical departments.</w:t>
       </w:r>
     </w:p>
     <w:p>
@@ -474,7 +474,20 @@
         <w:spacing w:after="120" w:before="240"/>
       </w:pPr>
       <w:r>
-        <w:t xml:space="preserve">APPENDIX: DEMO CREDENTIALS</w:t>
+        <w:t xml:space="preserve">APPENDIX: COMPREHENSIVE DOCTOR &amp; CREDENTIAL ROSTER</w:t>
+      </w:r>
+    </w:p>
+    <w:p>
+      <w:pPr>
+        <w:spacing w:after="100"/>
+      </w:pPr>
+      <w:r>
+        <w:rPr>
+          <w:rFonts w:ascii="Calibri" w:cs="Calibri" w:eastAsia="Calibri" w:hAnsi="Calibri"/>
+          <w:sz w:val="22"/>
+          <w:szCs w:val="22"/>
+        </w:rPr>
+        <w:t xml:space="preserve">All 24 physicians are pre-seeded in the database with their respective login credentials (default password: doc123):</w:t>
       </w:r>
     </w:p>
     <w:tbl>
@@ -516,7 +529,7 @@
                 <w:sz w:val="20"/>
                 <w:szCs w:val="20"/>
               </w:rPr>
-              <w:t xml:space="preserve">Role</w:t>
+              <w:t xml:space="preserve">Doctor Name</w:t>
             </w:r>
           </w:p>
         </w:tc>
@@ -540,7 +553,7 @@
                 <w:sz w:val="20"/>
                 <w:szCs w:val="20"/>
               </w:rPr>
-              <w:t xml:space="preserve">Login ID / Username</w:t>
+              <w:t xml:space="preserve">Specialization</w:t>
             </w:r>
           </w:p>
         </w:tc>
@@ -564,7 +577,7 @@
                 <w:sz w:val="20"/>
                 <w:szCs w:val="20"/>
               </w:rPr>
-              <w:t xml:space="preserve">Password</w:t>
+              <w:t xml:space="preserve">Login ID</w:t>
             </w:r>
           </w:p>
         </w:tc>
@@ -588,7 +601,7 @@
                 <w:sz w:val="20"/>
                 <w:szCs w:val="20"/>
               </w:rPr>
-              <w:t xml:space="preserve">Description</w:t>
+              <w:t xml:space="preserve">Experience &amp; Fee</w:t>
             </w:r>
           </w:p>
         </w:tc>
@@ -614,79 +627,79 @@
                 <w:sz w:val="20"/>
                 <w:szCs w:val="20"/>
               </w:rPr>
-              <w:t xml:space="preserve">Patient</w:t>
-            </w:r>
-          </w:p>
-        </w:tc>
-        <w:tc>
-          <w:tcPr>
-            <w:shd w:fill="F8FAFC" w:val="clear"/>
-            <w:tcMar>
-              <w:top w:type="dxa" w:w="100"/>
-              <w:left w:type="dxa" w:w="120"/>
-              <w:bottom w:type="dxa" w:w="100"/>
-              <w:right w:type="dxa" w:w="120"/>
-            </w:tcMar>
-          </w:tcPr>
-          <w:p>
-            <w:r>
-              <w:rPr>
-                <w:rFonts w:ascii="Calibri" w:cs="Calibri" w:eastAsia="Calibri" w:hAnsi="Calibri"/>
-                <w:b w:val="false"/>
-                <w:bCs w:val="false"/>
-                <w:color w:val="000000"/>
-                <w:sz w:val="20"/>
-                <w:szCs w:val="20"/>
-              </w:rPr>
-              <w:t xml:space="preserve">patient1</w:t>
-            </w:r>
-          </w:p>
-        </w:tc>
-        <w:tc>
-          <w:tcPr>
-            <w:shd w:fill="F8FAFC" w:val="clear"/>
-            <w:tcMar>
-              <w:top w:type="dxa" w:w="100"/>
-              <w:left w:type="dxa" w:w="120"/>
-              <w:bottom w:type="dxa" w:w="100"/>
-              <w:right w:type="dxa" w:w="120"/>
-            </w:tcMar>
-          </w:tcPr>
-          <w:p>
-            <w:r>
-              <w:rPr>
-                <w:rFonts w:ascii="Calibri" w:cs="Calibri" w:eastAsia="Calibri" w:hAnsi="Calibri"/>
-                <w:b w:val="false"/>
-                <w:bCs w:val="false"/>
-                <w:color w:val="000000"/>
-                <w:sz w:val="20"/>
-                <w:szCs w:val="20"/>
-              </w:rPr>
-              <w:t xml:space="preserve">pat123</w:t>
-            </w:r>
-          </w:p>
-        </w:tc>
-        <w:tc>
-          <w:tcPr>
-            <w:shd w:fill="F8FAFC" w:val="clear"/>
-            <w:tcMar>
-              <w:top w:type="dxa" w:w="100"/>
-              <w:left w:type="dxa" w:w="120"/>
-              <w:bottom w:type="dxa" w:w="100"/>
-              <w:right w:type="dxa" w:w="120"/>
-            </w:tcMar>
-          </w:tcPr>
-          <w:p>
-            <w:r>
-              <w:rPr>
-                <w:rFonts w:ascii="Calibri" w:cs="Calibri" w:eastAsia="Calibri" w:hAnsi="Calibri"/>
-                <w:b w:val="false"/>
-                <w:bCs w:val="false"/>
-                <w:color w:val="000000"/>
-                <w:sz w:val="20"/>
-                <w:szCs w:val="20"/>
-              </w:rPr>
-              <w:t xml:space="preserve">Patient Ananya Menon (pre-loaded with sample bookings)</w:t>
+              <w:t xml:space="preserve">Dr. Rajesh Kumar</w:t>
+            </w:r>
+          </w:p>
+        </w:tc>
+        <w:tc>
+          <w:tcPr>
+            <w:shd w:fill="F8FAFC" w:val="clear"/>
+            <w:tcMar>
+              <w:top w:type="dxa" w:w="100"/>
+              <w:left w:type="dxa" w:w="120"/>
+              <w:bottom w:type="dxa" w:w="100"/>
+              <w:right w:type="dxa" w:w="120"/>
+            </w:tcMar>
+          </w:tcPr>
+          <w:p>
+            <w:r>
+              <w:rPr>
+                <w:rFonts w:ascii="Calibri" w:cs="Calibri" w:eastAsia="Calibri" w:hAnsi="Calibri"/>
+                <w:b w:val="false"/>
+                <w:bCs w:val="false"/>
+                <w:color w:val="000000"/>
+                <w:sz w:val="20"/>
+                <w:szCs w:val="20"/>
+              </w:rPr>
+              <w:t xml:space="preserve">Cardiology</w:t>
+            </w:r>
+          </w:p>
+        </w:tc>
+        <w:tc>
+          <w:tcPr>
+            <w:shd w:fill="F8FAFC" w:val="clear"/>
+            <w:tcMar>
+              <w:top w:type="dxa" w:w="100"/>
+              <w:left w:type="dxa" w:w="120"/>
+              <w:bottom w:type="dxa" w:w="100"/>
+              <w:right w:type="dxa" w:w="120"/>
+            </w:tcMar>
+          </w:tcPr>
+          <w:p>
+            <w:r>
+              <w:rPr>
+                <w:rFonts w:ascii="Calibri" w:cs="Calibri" w:eastAsia="Calibri" w:hAnsi="Calibri"/>
+                <w:b w:val="false"/>
+                <w:bCs w:val="false"/>
+                <w:color w:val="000000"/>
+                <w:sz w:val="20"/>
+                <w:szCs w:val="20"/>
+              </w:rPr>
+              <w:t xml:space="preserve">dr.rajesh</w:t>
+            </w:r>
+          </w:p>
+        </w:tc>
+        <w:tc>
+          <w:tcPr>
+            <w:shd w:fill="F8FAFC" w:val="clear"/>
+            <w:tcMar>
+              <w:top w:type="dxa" w:w="100"/>
+              <w:left w:type="dxa" w:w="120"/>
+              <w:bottom w:type="dxa" w:w="100"/>
+              <w:right w:type="dxa" w:w="120"/>
+            </w:tcMar>
+          </w:tcPr>
+          <w:p>
+            <w:r>
+              <w:rPr>
+                <w:rFonts w:ascii="Calibri" w:cs="Calibri" w:eastAsia="Calibri" w:hAnsi="Calibri"/>
+                <w:b w:val="false"/>
+                <w:bCs w:val="false"/>
+                <w:color w:val="000000"/>
+                <w:sz w:val="20"/>
+                <w:szCs w:val="20"/>
+              </w:rPr>
+              <w:t xml:space="preserve">14 yrs • ₹750</w:t>
             </w:r>
           </w:p>
         </w:tc>
@@ -712,79 +725,79 @@
                 <w:sz w:val="20"/>
                 <w:szCs w:val="20"/>
               </w:rPr>
-              <w:t xml:space="preserve">Doctor</w:t>
-            </w:r>
-          </w:p>
-        </w:tc>
-        <w:tc>
-          <w:tcPr>
-            <w:shd w:fill="F8FAFC" w:val="clear"/>
-            <w:tcMar>
-              <w:top w:type="dxa" w:w="100"/>
-              <w:left w:type="dxa" w:w="120"/>
-              <w:bottom w:type="dxa" w:w="100"/>
-              <w:right w:type="dxa" w:w="120"/>
-            </w:tcMar>
-          </w:tcPr>
-          <w:p>
-            <w:r>
-              <w:rPr>
-                <w:rFonts w:ascii="Calibri" w:cs="Calibri" w:eastAsia="Calibri" w:hAnsi="Calibri"/>
-                <w:b w:val="false"/>
-                <w:bCs w:val="false"/>
-                <w:color w:val="000000"/>
-                <w:sz w:val="20"/>
-                <w:szCs w:val="20"/>
-              </w:rPr>
-              <w:t xml:space="preserve">dr.rajesh</w:t>
-            </w:r>
-          </w:p>
-        </w:tc>
-        <w:tc>
-          <w:tcPr>
-            <w:shd w:fill="F8FAFC" w:val="clear"/>
-            <w:tcMar>
-              <w:top w:type="dxa" w:w="100"/>
-              <w:left w:type="dxa" w:w="120"/>
-              <w:bottom w:type="dxa" w:w="100"/>
-              <w:right w:type="dxa" w:w="120"/>
-            </w:tcMar>
-          </w:tcPr>
-          <w:p>
-            <w:r>
-              <w:rPr>
-                <w:rFonts w:ascii="Calibri" w:cs="Calibri" w:eastAsia="Calibri" w:hAnsi="Calibri"/>
-                <w:b w:val="false"/>
-                <w:bCs w:val="false"/>
-                <w:color w:val="000000"/>
-                <w:sz w:val="20"/>
-                <w:szCs w:val="20"/>
-              </w:rPr>
-              <w:t xml:space="preserve">doc123</w:t>
-            </w:r>
-          </w:p>
-        </w:tc>
-        <w:tc>
-          <w:tcPr>
-            <w:shd w:fill="F8FAFC" w:val="clear"/>
-            <w:tcMar>
-              <w:top w:type="dxa" w:w="100"/>
-              <w:left w:type="dxa" w:w="120"/>
-              <w:bottom w:type="dxa" w:w="100"/>
-              <w:right w:type="dxa" w:w="120"/>
-            </w:tcMar>
-          </w:tcPr>
-          <w:p>
-            <w:r>
-              <w:rPr>
-                <w:rFonts w:ascii="Calibri" w:cs="Calibri" w:eastAsia="Calibri" w:hAnsi="Calibri"/>
-                <w:b w:val="false"/>
-                <w:bCs w:val="false"/>
-                <w:color w:val="000000"/>
-                <w:sz w:val="20"/>
-                <w:szCs w:val="20"/>
-              </w:rPr>
-              <w:t xml:space="preserve">Dr. Rajesh Kumar (Cardiology Specialist)</w:t>
+              <w:t xml:space="preserve">Dr. Aarav Nair</w:t>
+            </w:r>
+          </w:p>
+        </w:tc>
+        <w:tc>
+          <w:tcPr>
+            <w:shd w:fill="F8FAFC" w:val="clear"/>
+            <w:tcMar>
+              <w:top w:type="dxa" w:w="100"/>
+              <w:left w:type="dxa" w:w="120"/>
+              <w:bottom w:type="dxa" w:w="100"/>
+              <w:right w:type="dxa" w:w="120"/>
+            </w:tcMar>
+          </w:tcPr>
+          <w:p>
+            <w:r>
+              <w:rPr>
+                <w:rFonts w:ascii="Calibri" w:cs="Calibri" w:eastAsia="Calibri" w:hAnsi="Calibri"/>
+                <w:b w:val="false"/>
+                <w:bCs w:val="false"/>
+                <w:color w:val="000000"/>
+                <w:sz w:val="20"/>
+                <w:szCs w:val="20"/>
+              </w:rPr>
+              <w:t xml:space="preserve">Neurology</w:t>
+            </w:r>
+          </w:p>
+        </w:tc>
+        <w:tc>
+          <w:tcPr>
+            <w:shd w:fill="F8FAFC" w:val="clear"/>
+            <w:tcMar>
+              <w:top w:type="dxa" w:w="100"/>
+              <w:left w:type="dxa" w:w="120"/>
+              <w:bottom w:type="dxa" w:w="100"/>
+              <w:right w:type="dxa" w:w="120"/>
+            </w:tcMar>
+          </w:tcPr>
+          <w:p>
+            <w:r>
+              <w:rPr>
+                <w:rFonts w:ascii="Calibri" w:cs="Calibri" w:eastAsia="Calibri" w:hAnsi="Calibri"/>
+                <w:b w:val="false"/>
+                <w:bCs w:val="false"/>
+                <w:color w:val="000000"/>
+                <w:sz w:val="20"/>
+                <w:szCs w:val="20"/>
+              </w:rPr>
+              <w:t xml:space="preserve">dr.aarav</w:t>
+            </w:r>
+          </w:p>
+        </w:tc>
+        <w:tc>
+          <w:tcPr>
+            <w:shd w:fill="F8FAFC" w:val="clear"/>
+            <w:tcMar>
+              <w:top w:type="dxa" w:w="100"/>
+              <w:left w:type="dxa" w:w="120"/>
+              <w:bottom w:type="dxa" w:w="100"/>
+              <w:right w:type="dxa" w:w="120"/>
+            </w:tcMar>
+          </w:tcPr>
+          <w:p>
+            <w:r>
+              <w:rPr>
+                <w:rFonts w:ascii="Calibri" w:cs="Calibri" w:eastAsia="Calibri" w:hAnsi="Calibri"/>
+                <w:b w:val="false"/>
+                <w:bCs w:val="false"/>
+                <w:color w:val="000000"/>
+                <w:sz w:val="20"/>
+                <w:szCs w:val="20"/>
+              </w:rPr>
+              <w:t xml:space="preserve">12 yrs • ₹800</w:t>
             </w:r>
           </w:p>
         </w:tc>
@@ -810,79 +823,2137 @@
                 <w:sz w:val="20"/>
                 <w:szCs w:val="20"/>
               </w:rPr>
-              <w:t xml:space="preserve">Admin</w:t>
-            </w:r>
-          </w:p>
-        </w:tc>
-        <w:tc>
-          <w:tcPr>
-            <w:shd w:fill="F8FAFC" w:val="clear"/>
-            <w:tcMar>
-              <w:top w:type="dxa" w:w="100"/>
-              <w:left w:type="dxa" w:w="120"/>
-              <w:bottom w:type="dxa" w:w="100"/>
-              <w:right w:type="dxa" w:w="120"/>
-            </w:tcMar>
-          </w:tcPr>
-          <w:p>
-            <w:r>
-              <w:rPr>
-                <w:rFonts w:ascii="Calibri" w:cs="Calibri" w:eastAsia="Calibri" w:hAnsi="Calibri"/>
-                <w:b w:val="false"/>
-                <w:bCs w:val="false"/>
-                <w:color w:val="000000"/>
-                <w:sz w:val="20"/>
-                <w:szCs w:val="20"/>
-              </w:rPr>
-              <w:t xml:space="preserve">admin</w:t>
-            </w:r>
-          </w:p>
-        </w:tc>
-        <w:tc>
-          <w:tcPr>
-            <w:shd w:fill="F8FAFC" w:val="clear"/>
-            <w:tcMar>
-              <w:top w:type="dxa" w:w="100"/>
-              <w:left w:type="dxa" w:w="120"/>
-              <w:bottom w:type="dxa" w:w="100"/>
-              <w:right w:type="dxa" w:w="120"/>
-            </w:tcMar>
-          </w:tcPr>
-          <w:p>
-            <w:r>
-              <w:rPr>
-                <w:rFonts w:ascii="Calibri" w:cs="Calibri" w:eastAsia="Calibri" w:hAnsi="Calibri"/>
-                <w:b w:val="false"/>
-                <w:bCs w:val="false"/>
-                <w:color w:val="000000"/>
-                <w:sz w:val="20"/>
-                <w:szCs w:val="20"/>
-              </w:rPr>
-              <w:t xml:space="preserve">admin123</w:t>
-            </w:r>
-          </w:p>
-        </w:tc>
-        <w:tc>
-          <w:tcPr>
-            <w:shd w:fill="F8FAFC" w:val="clear"/>
-            <w:tcMar>
-              <w:top w:type="dxa" w:w="100"/>
-              <w:left w:type="dxa" w:w="120"/>
-              <w:bottom w:type="dxa" w:w="100"/>
-              <w:right w:type="dxa" w:w="120"/>
-            </w:tcMar>
-          </w:tcPr>
-          <w:p>
-            <w:r>
-              <w:rPr>
-                <w:rFonts w:ascii="Calibri" w:cs="Calibri" w:eastAsia="Calibri" w:hAnsi="Calibri"/>
-                <w:b w:val="false"/>
-                <w:bCs w:val="false"/>
-                <w:color w:val="000000"/>
-                <w:sz w:val="20"/>
-                <w:szCs w:val="20"/>
-              </w:rPr>
-              <w:t xml:space="preserve">Hospital Administrator (Full management console)</w:t>
+              <w:t xml:space="preserve">Dr. Priya Nair</w:t>
+            </w:r>
+          </w:p>
+        </w:tc>
+        <w:tc>
+          <w:tcPr>
+            <w:shd w:fill="F8FAFC" w:val="clear"/>
+            <w:tcMar>
+              <w:top w:type="dxa" w:w="100"/>
+              <w:left w:type="dxa" w:w="120"/>
+              <w:bottom w:type="dxa" w:w="100"/>
+              <w:right w:type="dxa" w:w="120"/>
+            </w:tcMar>
+          </w:tcPr>
+          <w:p>
+            <w:r>
+              <w:rPr>
+                <w:rFonts w:ascii="Calibri" w:cs="Calibri" w:eastAsia="Calibri" w:hAnsi="Calibri"/>
+                <w:b w:val="false"/>
+                <w:bCs w:val="false"/>
+                <w:color w:val="000000"/>
+                <w:sz w:val="20"/>
+                <w:szCs w:val="20"/>
+              </w:rPr>
+              <w:t xml:space="preserve">Dermatology</w:t>
+            </w:r>
+          </w:p>
+        </w:tc>
+        <w:tc>
+          <w:tcPr>
+            <w:shd w:fill="F8FAFC" w:val="clear"/>
+            <w:tcMar>
+              <w:top w:type="dxa" w:w="100"/>
+              <w:left w:type="dxa" w:w="120"/>
+              <w:bottom w:type="dxa" w:w="100"/>
+              <w:right w:type="dxa" w:w="120"/>
+            </w:tcMar>
+          </w:tcPr>
+          <w:p>
+            <w:r>
+              <w:rPr>
+                <w:rFonts w:ascii="Calibri" w:cs="Calibri" w:eastAsia="Calibri" w:hAnsi="Calibri"/>
+                <w:b w:val="false"/>
+                <w:bCs w:val="false"/>
+                <w:color w:val="000000"/>
+                <w:sz w:val="20"/>
+                <w:szCs w:val="20"/>
+              </w:rPr>
+              <w:t xml:space="preserve">dr.priya</w:t>
+            </w:r>
+          </w:p>
+        </w:tc>
+        <w:tc>
+          <w:tcPr>
+            <w:shd w:fill="F8FAFC" w:val="clear"/>
+            <w:tcMar>
+              <w:top w:type="dxa" w:w="100"/>
+              <w:left w:type="dxa" w:w="120"/>
+              <w:bottom w:type="dxa" w:w="100"/>
+              <w:right w:type="dxa" w:w="120"/>
+            </w:tcMar>
+          </w:tcPr>
+          <w:p>
+            <w:r>
+              <w:rPr>
+                <w:rFonts w:ascii="Calibri" w:cs="Calibri" w:eastAsia="Calibri" w:hAnsi="Calibri"/>
+                <w:b w:val="false"/>
+                <w:bCs w:val="false"/>
+                <w:color w:val="000000"/>
+                <w:sz w:val="20"/>
+                <w:szCs w:val="20"/>
+              </w:rPr>
+              <w:t xml:space="preserve">9 yrs • ₹600</w:t>
+            </w:r>
+          </w:p>
+        </w:tc>
+      </w:tr>
+      <w:tr>
+        <w:tc>
+          <w:tcPr>
+            <w:shd w:fill="F8FAFC" w:val="clear"/>
+            <w:tcMar>
+              <w:top w:type="dxa" w:w="100"/>
+              <w:left w:type="dxa" w:w="120"/>
+              <w:bottom w:type="dxa" w:w="100"/>
+              <w:right w:type="dxa" w:w="120"/>
+            </w:tcMar>
+          </w:tcPr>
+          <w:p>
+            <w:r>
+              <w:rPr>
+                <w:rFonts w:ascii="Calibri" w:cs="Calibri" w:eastAsia="Calibri" w:hAnsi="Calibri"/>
+                <w:b w:val="false"/>
+                <w:bCs w:val="false"/>
+                <w:color w:val="000000"/>
+                <w:sz w:val="20"/>
+                <w:szCs w:val="20"/>
+              </w:rPr>
+              <w:t xml:space="preserve">Dr. Sarah George</w:t>
+            </w:r>
+          </w:p>
+        </w:tc>
+        <w:tc>
+          <w:tcPr>
+            <w:shd w:fill="F8FAFC" w:val="clear"/>
+            <w:tcMar>
+              <w:top w:type="dxa" w:w="100"/>
+              <w:left w:type="dxa" w:w="120"/>
+              <w:bottom w:type="dxa" w:w="100"/>
+              <w:right w:type="dxa" w:w="120"/>
+            </w:tcMar>
+          </w:tcPr>
+          <w:p>
+            <w:r>
+              <w:rPr>
+                <w:rFonts w:ascii="Calibri" w:cs="Calibri" w:eastAsia="Calibri" w:hAnsi="Calibri"/>
+                <w:b w:val="false"/>
+                <w:bCs w:val="false"/>
+                <w:color w:val="000000"/>
+                <w:sz w:val="20"/>
+                <w:szCs w:val="20"/>
+              </w:rPr>
+              <w:t xml:space="preserve">Pediatrics</w:t>
+            </w:r>
+          </w:p>
+        </w:tc>
+        <w:tc>
+          <w:tcPr>
+            <w:shd w:fill="F8FAFC" w:val="clear"/>
+            <w:tcMar>
+              <w:top w:type="dxa" w:w="100"/>
+              <w:left w:type="dxa" w:w="120"/>
+              <w:bottom w:type="dxa" w:w="100"/>
+              <w:right w:type="dxa" w:w="120"/>
+            </w:tcMar>
+          </w:tcPr>
+          <w:p>
+            <w:r>
+              <w:rPr>
+                <w:rFonts w:ascii="Calibri" w:cs="Calibri" w:eastAsia="Calibri" w:hAnsi="Calibri"/>
+                <w:b w:val="false"/>
+                <w:bCs w:val="false"/>
+                <w:color w:val="000000"/>
+                <w:sz w:val="20"/>
+                <w:szCs w:val="20"/>
+              </w:rPr>
+              <w:t xml:space="preserve">dr.sarah</w:t>
+            </w:r>
+          </w:p>
+        </w:tc>
+        <w:tc>
+          <w:tcPr>
+            <w:shd w:fill="F8FAFC" w:val="clear"/>
+            <w:tcMar>
+              <w:top w:type="dxa" w:w="100"/>
+              <w:left w:type="dxa" w:w="120"/>
+              <w:bottom w:type="dxa" w:w="100"/>
+              <w:right w:type="dxa" w:w="120"/>
+            </w:tcMar>
+          </w:tcPr>
+          <w:p>
+            <w:r>
+              <w:rPr>
+                <w:rFonts w:ascii="Calibri" w:cs="Calibri" w:eastAsia="Calibri" w:hAnsi="Calibri"/>
+                <w:b w:val="false"/>
+                <w:bCs w:val="false"/>
+                <w:color w:val="000000"/>
+                <w:sz w:val="20"/>
+                <w:szCs w:val="20"/>
+              </w:rPr>
+              <w:t xml:space="preserve">10 yrs • ₹500</w:t>
+            </w:r>
+          </w:p>
+        </w:tc>
+      </w:tr>
+      <w:tr>
+        <w:tc>
+          <w:tcPr>
+            <w:shd w:fill="F8FAFC" w:val="clear"/>
+            <w:tcMar>
+              <w:top w:type="dxa" w:w="100"/>
+              <w:left w:type="dxa" w:w="120"/>
+              <w:bottom w:type="dxa" w:w="100"/>
+              <w:right w:type="dxa" w:w="120"/>
+            </w:tcMar>
+          </w:tcPr>
+          <w:p>
+            <w:r>
+              <w:rPr>
+                <w:rFonts w:ascii="Calibri" w:cs="Calibri" w:eastAsia="Calibri" w:hAnsi="Calibri"/>
+                <w:b w:val="false"/>
+                <w:bCs w:val="false"/>
+                <w:color w:val="000000"/>
+                <w:sz w:val="20"/>
+                <w:szCs w:val="20"/>
+              </w:rPr>
+              <w:t xml:space="preserve">Dr. Aditya Paul</w:t>
+            </w:r>
+          </w:p>
+        </w:tc>
+        <w:tc>
+          <w:tcPr>
+            <w:shd w:fill="F8FAFC" w:val="clear"/>
+            <w:tcMar>
+              <w:top w:type="dxa" w:w="100"/>
+              <w:left w:type="dxa" w:w="120"/>
+              <w:bottom w:type="dxa" w:w="100"/>
+              <w:right w:type="dxa" w:w="120"/>
+            </w:tcMar>
+          </w:tcPr>
+          <w:p>
+            <w:r>
+              <w:rPr>
+                <w:rFonts w:ascii="Calibri" w:cs="Calibri" w:eastAsia="Calibri" w:hAnsi="Calibri"/>
+                <w:b w:val="false"/>
+                <w:bCs w:val="false"/>
+                <w:color w:val="000000"/>
+                <w:sz w:val="20"/>
+                <w:szCs w:val="20"/>
+              </w:rPr>
+              <w:t xml:space="preserve">Orthopedics</w:t>
+            </w:r>
+          </w:p>
+        </w:tc>
+        <w:tc>
+          <w:tcPr>
+            <w:shd w:fill="F8FAFC" w:val="clear"/>
+            <w:tcMar>
+              <w:top w:type="dxa" w:w="100"/>
+              <w:left w:type="dxa" w:w="120"/>
+              <w:bottom w:type="dxa" w:w="100"/>
+              <w:right w:type="dxa" w:w="120"/>
+            </w:tcMar>
+          </w:tcPr>
+          <w:p>
+            <w:r>
+              <w:rPr>
+                <w:rFonts w:ascii="Calibri" w:cs="Calibri" w:eastAsia="Calibri" w:hAnsi="Calibri"/>
+                <w:b w:val="false"/>
+                <w:bCs w:val="false"/>
+                <w:color w:val="000000"/>
+                <w:sz w:val="20"/>
+                <w:szCs w:val="20"/>
+              </w:rPr>
+              <w:t xml:space="preserve">dr.aditya</w:t>
+            </w:r>
+          </w:p>
+        </w:tc>
+        <w:tc>
+          <w:tcPr>
+            <w:shd w:fill="F8FAFC" w:val="clear"/>
+            <w:tcMar>
+              <w:top w:type="dxa" w:w="100"/>
+              <w:left w:type="dxa" w:w="120"/>
+              <w:bottom w:type="dxa" w:w="100"/>
+              <w:right w:type="dxa" w:w="120"/>
+            </w:tcMar>
+          </w:tcPr>
+          <w:p>
+            <w:r>
+              <w:rPr>
+                <w:rFonts w:ascii="Calibri" w:cs="Calibri" w:eastAsia="Calibri" w:hAnsi="Calibri"/>
+                <w:b w:val="false"/>
+                <w:bCs w:val="false"/>
+                <w:color w:val="000000"/>
+                <w:sz w:val="20"/>
+                <w:szCs w:val="20"/>
+              </w:rPr>
+              <w:t xml:space="preserve">15 yrs • ₹700</w:t>
+            </w:r>
+          </w:p>
+        </w:tc>
+      </w:tr>
+      <w:tr>
+        <w:tc>
+          <w:tcPr>
+            <w:shd w:fill="F8FAFC" w:val="clear"/>
+            <w:tcMar>
+              <w:top w:type="dxa" w:w="100"/>
+              <w:left w:type="dxa" w:w="120"/>
+              <w:bottom w:type="dxa" w:w="100"/>
+              <w:right w:type="dxa" w:w="120"/>
+            </w:tcMar>
+          </w:tcPr>
+          <w:p>
+            <w:r>
+              <w:rPr>
+                <w:rFonts w:ascii="Calibri" w:cs="Calibri" w:eastAsia="Calibri" w:hAnsi="Calibri"/>
+                <w:b w:val="false"/>
+                <w:bCs w:val="false"/>
+                <w:color w:val="000000"/>
+                <w:sz w:val="20"/>
+                <w:szCs w:val="20"/>
+              </w:rPr>
+              <w:t xml:space="preserve">Dr. Meera Thomas</w:t>
+            </w:r>
+          </w:p>
+        </w:tc>
+        <w:tc>
+          <w:tcPr>
+            <w:shd w:fill="F8FAFC" w:val="clear"/>
+            <w:tcMar>
+              <w:top w:type="dxa" w:w="100"/>
+              <w:left w:type="dxa" w:w="120"/>
+              <w:bottom w:type="dxa" w:w="100"/>
+              <w:right w:type="dxa" w:w="120"/>
+            </w:tcMar>
+          </w:tcPr>
+          <w:p>
+            <w:r>
+              <w:rPr>
+                <w:rFonts w:ascii="Calibri" w:cs="Calibri" w:eastAsia="Calibri" w:hAnsi="Calibri"/>
+                <w:b w:val="false"/>
+                <w:bCs w:val="false"/>
+                <w:color w:val="000000"/>
+                <w:sz w:val="20"/>
+                <w:szCs w:val="20"/>
+              </w:rPr>
+              <w:t xml:space="preserve">General Medicine</w:t>
+            </w:r>
+          </w:p>
+        </w:tc>
+        <w:tc>
+          <w:tcPr>
+            <w:shd w:fill="F8FAFC" w:val="clear"/>
+            <w:tcMar>
+              <w:top w:type="dxa" w:w="100"/>
+              <w:left w:type="dxa" w:w="120"/>
+              <w:bottom w:type="dxa" w:w="100"/>
+              <w:right w:type="dxa" w:w="120"/>
+            </w:tcMar>
+          </w:tcPr>
+          <w:p>
+            <w:r>
+              <w:rPr>
+                <w:rFonts w:ascii="Calibri" w:cs="Calibri" w:eastAsia="Calibri" w:hAnsi="Calibri"/>
+                <w:b w:val="false"/>
+                <w:bCs w:val="false"/>
+                <w:color w:val="000000"/>
+                <w:sz w:val="20"/>
+                <w:szCs w:val="20"/>
+              </w:rPr>
+              <w:t xml:space="preserve">dr.meera</w:t>
+            </w:r>
+          </w:p>
+        </w:tc>
+        <w:tc>
+          <w:tcPr>
+            <w:shd w:fill="F8FAFC" w:val="clear"/>
+            <w:tcMar>
+              <w:top w:type="dxa" w:w="100"/>
+              <w:left w:type="dxa" w:w="120"/>
+              <w:bottom w:type="dxa" w:w="100"/>
+              <w:right w:type="dxa" w:w="120"/>
+            </w:tcMar>
+          </w:tcPr>
+          <w:p>
+            <w:r>
+              <w:rPr>
+                <w:rFonts w:ascii="Calibri" w:cs="Calibri" w:eastAsia="Calibri" w:hAnsi="Calibri"/>
+                <w:b w:val="false"/>
+                <w:bCs w:val="false"/>
+                <w:color w:val="000000"/>
+                <w:sz w:val="20"/>
+                <w:szCs w:val="20"/>
+              </w:rPr>
+              <w:t xml:space="preserve">11 yrs • ₹450</w:t>
+            </w:r>
+          </w:p>
+        </w:tc>
+      </w:tr>
+      <w:tr>
+        <w:tc>
+          <w:tcPr>
+            <w:shd w:fill="F8FAFC" w:val="clear"/>
+            <w:tcMar>
+              <w:top w:type="dxa" w:w="100"/>
+              <w:left w:type="dxa" w:w="120"/>
+              <w:bottom w:type="dxa" w:w="100"/>
+              <w:right w:type="dxa" w:w="120"/>
+            </w:tcMar>
+          </w:tcPr>
+          <w:p>
+            <w:r>
+              <w:rPr>
+                <w:rFonts w:ascii="Calibri" w:cs="Calibri" w:eastAsia="Calibri" w:hAnsi="Calibri"/>
+                <w:b w:val="false"/>
+                <w:bCs w:val="false"/>
+                <w:color w:val="000000"/>
+                <w:sz w:val="20"/>
+                <w:szCs w:val="20"/>
+              </w:rPr>
+              <w:t xml:space="preserve">Dr. Ananya Das</w:t>
+            </w:r>
+          </w:p>
+        </w:tc>
+        <w:tc>
+          <w:tcPr>
+            <w:shd w:fill="F8FAFC" w:val="clear"/>
+            <w:tcMar>
+              <w:top w:type="dxa" w:w="100"/>
+              <w:left w:type="dxa" w:w="120"/>
+              <w:bottom w:type="dxa" w:w="100"/>
+              <w:right w:type="dxa" w:w="120"/>
+            </w:tcMar>
+          </w:tcPr>
+          <w:p>
+            <w:r>
+              <w:rPr>
+                <w:rFonts w:ascii="Calibri" w:cs="Calibri" w:eastAsia="Calibri" w:hAnsi="Calibri"/>
+                <w:b w:val="false"/>
+                <w:bCs w:val="false"/>
+                <w:color w:val="000000"/>
+                <w:sz w:val="20"/>
+                <w:szCs w:val="20"/>
+              </w:rPr>
+              <w:t xml:space="preserve">Endocrinology &amp; Diabetology</w:t>
+            </w:r>
+          </w:p>
+        </w:tc>
+        <w:tc>
+          <w:tcPr>
+            <w:shd w:fill="F8FAFC" w:val="clear"/>
+            <w:tcMar>
+              <w:top w:type="dxa" w:w="100"/>
+              <w:left w:type="dxa" w:w="120"/>
+              <w:bottom w:type="dxa" w:w="100"/>
+              <w:right w:type="dxa" w:w="120"/>
+            </w:tcMar>
+          </w:tcPr>
+          <w:p>
+            <w:r>
+              <w:rPr>
+                <w:rFonts w:ascii="Calibri" w:cs="Calibri" w:eastAsia="Calibri" w:hAnsi="Calibri"/>
+                <w:b w:val="false"/>
+                <w:bCs w:val="false"/>
+                <w:color w:val="000000"/>
+                <w:sz w:val="20"/>
+                <w:szCs w:val="20"/>
+              </w:rPr>
+              <w:t xml:space="preserve">dr.ananya</w:t>
+            </w:r>
+          </w:p>
+        </w:tc>
+        <w:tc>
+          <w:tcPr>
+            <w:shd w:fill="F8FAFC" w:val="clear"/>
+            <w:tcMar>
+              <w:top w:type="dxa" w:w="100"/>
+              <w:left w:type="dxa" w:w="120"/>
+              <w:bottom w:type="dxa" w:w="100"/>
+              <w:right w:type="dxa" w:w="120"/>
+            </w:tcMar>
+          </w:tcPr>
+          <w:p>
+            <w:r>
+              <w:rPr>
+                <w:rFonts w:ascii="Calibri" w:cs="Calibri" w:eastAsia="Calibri" w:hAnsi="Calibri"/>
+                <w:b w:val="false"/>
+                <w:bCs w:val="false"/>
+                <w:color w:val="000000"/>
+                <w:sz w:val="20"/>
+                <w:szCs w:val="20"/>
+              </w:rPr>
+              <w:t xml:space="preserve">10 yrs • ₹650</w:t>
+            </w:r>
+          </w:p>
+        </w:tc>
+      </w:tr>
+      <w:tr>
+        <w:tc>
+          <w:tcPr>
+            <w:shd w:fill="F8FAFC" w:val="clear"/>
+            <w:tcMar>
+              <w:top w:type="dxa" w:w="100"/>
+              <w:left w:type="dxa" w:w="120"/>
+              <w:bottom w:type="dxa" w:w="100"/>
+              <w:right w:type="dxa" w:w="120"/>
+            </w:tcMar>
+          </w:tcPr>
+          <w:p>
+            <w:r>
+              <w:rPr>
+                <w:rFonts w:ascii="Calibri" w:cs="Calibri" w:eastAsia="Calibri" w:hAnsi="Calibri"/>
+                <w:b w:val="false"/>
+                <w:bCs w:val="false"/>
+                <w:color w:val="000000"/>
+                <w:sz w:val="20"/>
+                <w:szCs w:val="20"/>
+              </w:rPr>
+              <w:t xml:space="preserve">Dr. Nikhil Varma</w:t>
+            </w:r>
+          </w:p>
+        </w:tc>
+        <w:tc>
+          <w:tcPr>
+            <w:shd w:fill="F8FAFC" w:val="clear"/>
+            <w:tcMar>
+              <w:top w:type="dxa" w:w="100"/>
+              <w:left w:type="dxa" w:w="120"/>
+              <w:bottom w:type="dxa" w:w="100"/>
+              <w:right w:type="dxa" w:w="120"/>
+            </w:tcMar>
+          </w:tcPr>
+          <w:p>
+            <w:r>
+              <w:rPr>
+                <w:rFonts w:ascii="Calibri" w:cs="Calibri" w:eastAsia="Calibri" w:hAnsi="Calibri"/>
+                <w:b w:val="false"/>
+                <w:bCs w:val="false"/>
+                <w:color w:val="000000"/>
+                <w:sz w:val="20"/>
+                <w:szCs w:val="20"/>
+              </w:rPr>
+              <w:t xml:space="preserve">Ophthalmology</w:t>
+            </w:r>
+          </w:p>
+        </w:tc>
+        <w:tc>
+          <w:tcPr>
+            <w:shd w:fill="F8FAFC" w:val="clear"/>
+            <w:tcMar>
+              <w:top w:type="dxa" w:w="100"/>
+              <w:left w:type="dxa" w:w="120"/>
+              <w:bottom w:type="dxa" w:w="100"/>
+              <w:right w:type="dxa" w:w="120"/>
+            </w:tcMar>
+          </w:tcPr>
+          <w:p>
+            <w:r>
+              <w:rPr>
+                <w:rFonts w:ascii="Calibri" w:cs="Calibri" w:eastAsia="Calibri" w:hAnsi="Calibri"/>
+                <w:b w:val="false"/>
+                <w:bCs w:val="false"/>
+                <w:color w:val="000000"/>
+                <w:sz w:val="20"/>
+                <w:szCs w:val="20"/>
+              </w:rPr>
+              <w:t xml:space="preserve">dr.nikhil</w:t>
+            </w:r>
+          </w:p>
+        </w:tc>
+        <w:tc>
+          <w:tcPr>
+            <w:shd w:fill="F8FAFC" w:val="clear"/>
+            <w:tcMar>
+              <w:top w:type="dxa" w:w="100"/>
+              <w:left w:type="dxa" w:w="120"/>
+              <w:bottom w:type="dxa" w:w="100"/>
+              <w:right w:type="dxa" w:w="120"/>
+            </w:tcMar>
+          </w:tcPr>
+          <w:p>
+            <w:r>
+              <w:rPr>
+                <w:rFonts w:ascii="Calibri" w:cs="Calibri" w:eastAsia="Calibri" w:hAnsi="Calibri"/>
+                <w:b w:val="false"/>
+                <w:bCs w:val="false"/>
+                <w:color w:val="000000"/>
+                <w:sz w:val="20"/>
+                <w:szCs w:val="20"/>
+              </w:rPr>
+              <w:t xml:space="preserve">8 yrs • ₹550</w:t>
+            </w:r>
+          </w:p>
+        </w:tc>
+      </w:tr>
+      <w:tr>
+        <w:tc>
+          <w:tcPr>
+            <w:shd w:fill="F8FAFC" w:val="clear"/>
+            <w:tcMar>
+              <w:top w:type="dxa" w:w="100"/>
+              <w:left w:type="dxa" w:w="120"/>
+              <w:bottom w:type="dxa" w:w="100"/>
+              <w:right w:type="dxa" w:w="120"/>
+            </w:tcMar>
+          </w:tcPr>
+          <w:p>
+            <w:r>
+              <w:rPr>
+                <w:rFonts w:ascii="Calibri" w:cs="Calibri" w:eastAsia="Calibri" w:hAnsi="Calibri"/>
+                <w:b w:val="false"/>
+                <w:bCs w:val="false"/>
+                <w:color w:val="000000"/>
+                <w:sz w:val="20"/>
+                <w:szCs w:val="20"/>
+              </w:rPr>
+              <w:t xml:space="preserve">Dr. Vivek Kumar</w:t>
+            </w:r>
+          </w:p>
+        </w:tc>
+        <w:tc>
+          <w:tcPr>
+            <w:shd w:fill="F8FAFC" w:val="clear"/>
+            <w:tcMar>
+              <w:top w:type="dxa" w:w="100"/>
+              <w:left w:type="dxa" w:w="120"/>
+              <w:bottom w:type="dxa" w:w="100"/>
+              <w:right w:type="dxa" w:w="120"/>
+            </w:tcMar>
+          </w:tcPr>
+          <w:p>
+            <w:r>
+              <w:rPr>
+                <w:rFonts w:ascii="Calibri" w:cs="Calibri" w:eastAsia="Calibri" w:hAnsi="Calibri"/>
+                <w:b w:val="false"/>
+                <w:bCs w:val="false"/>
+                <w:color w:val="000000"/>
+                <w:sz w:val="20"/>
+                <w:szCs w:val="20"/>
+              </w:rPr>
+              <w:t xml:space="preserve">Gastroenterology</w:t>
+            </w:r>
+          </w:p>
+        </w:tc>
+        <w:tc>
+          <w:tcPr>
+            <w:shd w:fill="F8FAFC" w:val="clear"/>
+            <w:tcMar>
+              <w:top w:type="dxa" w:w="100"/>
+              <w:left w:type="dxa" w:w="120"/>
+              <w:bottom w:type="dxa" w:w="100"/>
+              <w:right w:type="dxa" w:w="120"/>
+            </w:tcMar>
+          </w:tcPr>
+          <w:p>
+            <w:r>
+              <w:rPr>
+                <w:rFonts w:ascii="Calibri" w:cs="Calibri" w:eastAsia="Calibri" w:hAnsi="Calibri"/>
+                <w:b w:val="false"/>
+                <w:bCs w:val="false"/>
+                <w:color w:val="000000"/>
+                <w:sz w:val="20"/>
+                <w:szCs w:val="20"/>
+              </w:rPr>
+              <w:t xml:space="preserve">dr.vivek</w:t>
+            </w:r>
+          </w:p>
+        </w:tc>
+        <w:tc>
+          <w:tcPr>
+            <w:shd w:fill="F8FAFC" w:val="clear"/>
+            <w:tcMar>
+              <w:top w:type="dxa" w:w="100"/>
+              <w:left w:type="dxa" w:w="120"/>
+              <w:bottom w:type="dxa" w:w="100"/>
+              <w:right w:type="dxa" w:w="120"/>
+            </w:tcMar>
+          </w:tcPr>
+          <w:p>
+            <w:r>
+              <w:rPr>
+                <w:rFonts w:ascii="Calibri" w:cs="Calibri" w:eastAsia="Calibri" w:hAnsi="Calibri"/>
+                <w:b w:val="false"/>
+                <w:bCs w:val="false"/>
+                <w:color w:val="000000"/>
+                <w:sz w:val="20"/>
+                <w:szCs w:val="20"/>
+              </w:rPr>
+              <w:t xml:space="preserve">13 yrs • ₹750</w:t>
+            </w:r>
+          </w:p>
+        </w:tc>
+      </w:tr>
+      <w:tr>
+        <w:tc>
+          <w:tcPr>
+            <w:shd w:fill="F8FAFC" w:val="clear"/>
+            <w:tcMar>
+              <w:top w:type="dxa" w:w="100"/>
+              <w:left w:type="dxa" w:w="120"/>
+              <w:bottom w:type="dxa" w:w="100"/>
+              <w:right w:type="dxa" w:w="120"/>
+            </w:tcMar>
+          </w:tcPr>
+          <w:p>
+            <w:r>
+              <w:rPr>
+                <w:rFonts w:ascii="Calibri" w:cs="Calibri" w:eastAsia="Calibri" w:hAnsi="Calibri"/>
+                <w:b w:val="false"/>
+                <w:bCs w:val="false"/>
+                <w:color w:val="000000"/>
+                <w:sz w:val="20"/>
+                <w:szCs w:val="20"/>
+              </w:rPr>
+              <w:t xml:space="preserve">Dr. Diya Mathew</w:t>
+            </w:r>
+          </w:p>
+        </w:tc>
+        <w:tc>
+          <w:tcPr>
+            <w:shd w:fill="F8FAFC" w:val="clear"/>
+            <w:tcMar>
+              <w:top w:type="dxa" w:w="100"/>
+              <w:left w:type="dxa" w:w="120"/>
+              <w:bottom w:type="dxa" w:w="100"/>
+              <w:right w:type="dxa" w:w="120"/>
+            </w:tcMar>
+          </w:tcPr>
+          <w:p>
+            <w:r>
+              <w:rPr>
+                <w:rFonts w:ascii="Calibri" w:cs="Calibri" w:eastAsia="Calibri" w:hAnsi="Calibri"/>
+                <w:b w:val="false"/>
+                <w:bCs w:val="false"/>
+                <w:color w:val="000000"/>
+                <w:sz w:val="20"/>
+                <w:szCs w:val="20"/>
+              </w:rPr>
+              <w:t xml:space="preserve">Pulmonology</w:t>
+            </w:r>
+          </w:p>
+        </w:tc>
+        <w:tc>
+          <w:tcPr>
+            <w:shd w:fill="F8FAFC" w:val="clear"/>
+            <w:tcMar>
+              <w:top w:type="dxa" w:w="100"/>
+              <w:left w:type="dxa" w:w="120"/>
+              <w:bottom w:type="dxa" w:w="100"/>
+              <w:right w:type="dxa" w:w="120"/>
+            </w:tcMar>
+          </w:tcPr>
+          <w:p>
+            <w:r>
+              <w:rPr>
+                <w:rFonts w:ascii="Calibri" w:cs="Calibri" w:eastAsia="Calibri" w:hAnsi="Calibri"/>
+                <w:b w:val="false"/>
+                <w:bCs w:val="false"/>
+                <w:color w:val="000000"/>
+                <w:sz w:val="20"/>
+                <w:szCs w:val="20"/>
+              </w:rPr>
+              <w:t xml:space="preserve">dr.diya.mathew</w:t>
+            </w:r>
+          </w:p>
+        </w:tc>
+        <w:tc>
+          <w:tcPr>
+            <w:shd w:fill="F8FAFC" w:val="clear"/>
+            <w:tcMar>
+              <w:top w:type="dxa" w:w="100"/>
+              <w:left w:type="dxa" w:w="120"/>
+              <w:bottom w:type="dxa" w:w="100"/>
+              <w:right w:type="dxa" w:w="120"/>
+            </w:tcMar>
+          </w:tcPr>
+          <w:p>
+            <w:r>
+              <w:rPr>
+                <w:rFonts w:ascii="Calibri" w:cs="Calibri" w:eastAsia="Calibri" w:hAnsi="Calibri"/>
+                <w:b w:val="false"/>
+                <w:bCs w:val="false"/>
+                <w:color w:val="000000"/>
+                <w:sz w:val="20"/>
+                <w:szCs w:val="20"/>
+              </w:rPr>
+              <w:t xml:space="preserve">11 yrs • ₹650</w:t>
+            </w:r>
+          </w:p>
+        </w:tc>
+      </w:tr>
+      <w:tr>
+        <w:tc>
+          <w:tcPr>
+            <w:shd w:fill="F8FAFC" w:val="clear"/>
+            <w:tcMar>
+              <w:top w:type="dxa" w:w="100"/>
+              <w:left w:type="dxa" w:w="120"/>
+              <w:bottom w:type="dxa" w:w="100"/>
+              <w:right w:type="dxa" w:w="120"/>
+            </w:tcMar>
+          </w:tcPr>
+          <w:p>
+            <w:r>
+              <w:rPr>
+                <w:rFonts w:ascii="Calibri" w:cs="Calibri" w:eastAsia="Calibri" w:hAnsi="Calibri"/>
+                <w:b w:val="false"/>
+                <w:bCs w:val="false"/>
+                <w:color w:val="000000"/>
+                <w:sz w:val="20"/>
+                <w:szCs w:val="20"/>
+              </w:rPr>
+              <w:t xml:space="preserve">Dr. Anand Menon</w:t>
+            </w:r>
+          </w:p>
+        </w:tc>
+        <w:tc>
+          <w:tcPr>
+            <w:shd w:fill="F8FAFC" w:val="clear"/>
+            <w:tcMar>
+              <w:top w:type="dxa" w:w="100"/>
+              <w:left w:type="dxa" w:w="120"/>
+              <w:bottom w:type="dxa" w:w="100"/>
+              <w:right w:type="dxa" w:w="120"/>
+            </w:tcMar>
+          </w:tcPr>
+          <w:p>
+            <w:r>
+              <w:rPr>
+                <w:rFonts w:ascii="Calibri" w:cs="Calibri" w:eastAsia="Calibri" w:hAnsi="Calibri"/>
+                <w:b w:val="false"/>
+                <w:bCs w:val="false"/>
+                <w:color w:val="000000"/>
+                <w:sz w:val="20"/>
+                <w:szCs w:val="20"/>
+              </w:rPr>
+              <w:t xml:space="preserve">ENT (Otolaryngology)</w:t>
+            </w:r>
+          </w:p>
+        </w:tc>
+        <w:tc>
+          <w:tcPr>
+            <w:shd w:fill="F8FAFC" w:val="clear"/>
+            <w:tcMar>
+              <w:top w:type="dxa" w:w="100"/>
+              <w:left w:type="dxa" w:w="120"/>
+              <w:bottom w:type="dxa" w:w="100"/>
+              <w:right w:type="dxa" w:w="120"/>
+            </w:tcMar>
+          </w:tcPr>
+          <w:p>
+            <w:r>
+              <w:rPr>
+                <w:rFonts w:ascii="Calibri" w:cs="Calibri" w:eastAsia="Calibri" w:hAnsi="Calibri"/>
+                <w:b w:val="false"/>
+                <w:bCs w:val="false"/>
+                <w:color w:val="000000"/>
+                <w:sz w:val="20"/>
+                <w:szCs w:val="20"/>
+              </w:rPr>
+              <w:t xml:space="preserve">dr.anand</w:t>
+            </w:r>
+          </w:p>
+        </w:tc>
+        <w:tc>
+          <w:tcPr>
+            <w:shd w:fill="F8FAFC" w:val="clear"/>
+            <w:tcMar>
+              <w:top w:type="dxa" w:w="100"/>
+              <w:left w:type="dxa" w:w="120"/>
+              <w:bottom w:type="dxa" w:w="100"/>
+              <w:right w:type="dxa" w:w="120"/>
+            </w:tcMar>
+          </w:tcPr>
+          <w:p>
+            <w:r>
+              <w:rPr>
+                <w:rFonts w:ascii="Calibri" w:cs="Calibri" w:eastAsia="Calibri" w:hAnsi="Calibri"/>
+                <w:b w:val="false"/>
+                <w:bCs w:val="false"/>
+                <w:color w:val="000000"/>
+                <w:sz w:val="20"/>
+                <w:szCs w:val="20"/>
+              </w:rPr>
+              <w:t xml:space="preserve">14 yrs • ₹550</w:t>
+            </w:r>
+          </w:p>
+        </w:tc>
+      </w:tr>
+      <w:tr>
+        <w:tc>
+          <w:tcPr>
+            <w:shd w:fill="F8FAFC" w:val="clear"/>
+            <w:tcMar>
+              <w:top w:type="dxa" w:w="100"/>
+              <w:left w:type="dxa" w:w="120"/>
+              <w:bottom w:type="dxa" w:w="100"/>
+              <w:right w:type="dxa" w:w="120"/>
+            </w:tcMar>
+          </w:tcPr>
+          <w:p>
+            <w:r>
+              <w:rPr>
+                <w:rFonts w:ascii="Calibri" w:cs="Calibri" w:eastAsia="Calibri" w:hAnsi="Calibri"/>
+                <w:b w:val="false"/>
+                <w:bCs w:val="false"/>
+                <w:color w:val="000000"/>
+                <w:sz w:val="20"/>
+                <w:szCs w:val="20"/>
+              </w:rPr>
+              <w:t xml:space="preserve">Dr. Rahul Menon</w:t>
+            </w:r>
+          </w:p>
+        </w:tc>
+        <w:tc>
+          <w:tcPr>
+            <w:shd w:fill="F8FAFC" w:val="clear"/>
+            <w:tcMar>
+              <w:top w:type="dxa" w:w="100"/>
+              <w:left w:type="dxa" w:w="120"/>
+              <w:bottom w:type="dxa" w:w="100"/>
+              <w:right w:type="dxa" w:w="120"/>
+            </w:tcMar>
+          </w:tcPr>
+          <w:p>
+            <w:r>
+              <w:rPr>
+                <w:rFonts w:ascii="Calibri" w:cs="Calibri" w:eastAsia="Calibri" w:hAnsi="Calibri"/>
+                <w:b w:val="false"/>
+                <w:bCs w:val="false"/>
+                <w:color w:val="000000"/>
+                <w:sz w:val="20"/>
+                <w:szCs w:val="20"/>
+              </w:rPr>
+              <w:t xml:space="preserve">Nephrology &amp; Urology</w:t>
+            </w:r>
+          </w:p>
+        </w:tc>
+        <w:tc>
+          <w:tcPr>
+            <w:shd w:fill="F8FAFC" w:val="clear"/>
+            <w:tcMar>
+              <w:top w:type="dxa" w:w="100"/>
+              <w:left w:type="dxa" w:w="120"/>
+              <w:bottom w:type="dxa" w:w="100"/>
+              <w:right w:type="dxa" w:w="120"/>
+            </w:tcMar>
+          </w:tcPr>
+          <w:p>
+            <w:r>
+              <w:rPr>
+                <w:rFonts w:ascii="Calibri" w:cs="Calibri" w:eastAsia="Calibri" w:hAnsi="Calibri"/>
+                <w:b w:val="false"/>
+                <w:bCs w:val="false"/>
+                <w:color w:val="000000"/>
+                <w:sz w:val="20"/>
+                <w:szCs w:val="20"/>
+              </w:rPr>
+              <w:t xml:space="preserve">dr.rahul</w:t>
+            </w:r>
+          </w:p>
+        </w:tc>
+        <w:tc>
+          <w:tcPr>
+            <w:shd w:fill="F8FAFC" w:val="clear"/>
+            <w:tcMar>
+              <w:top w:type="dxa" w:w="100"/>
+              <w:left w:type="dxa" w:w="120"/>
+              <w:bottom w:type="dxa" w:w="100"/>
+              <w:right w:type="dxa" w:w="120"/>
+            </w:tcMar>
+          </w:tcPr>
+          <w:p>
+            <w:r>
+              <w:rPr>
+                <w:rFonts w:ascii="Calibri" w:cs="Calibri" w:eastAsia="Calibri" w:hAnsi="Calibri"/>
+                <w:b w:val="false"/>
+                <w:bCs w:val="false"/>
+                <w:color w:val="000000"/>
+                <w:sz w:val="20"/>
+                <w:szCs w:val="20"/>
+              </w:rPr>
+              <w:t xml:space="preserve">12 yrs • ₹700</w:t>
+            </w:r>
+          </w:p>
+        </w:tc>
+      </w:tr>
+      <w:tr>
+        <w:tc>
+          <w:tcPr>
+            <w:shd w:fill="F8FAFC" w:val="clear"/>
+            <w:tcMar>
+              <w:top w:type="dxa" w:w="100"/>
+              <w:left w:type="dxa" w:w="120"/>
+              <w:bottom w:type="dxa" w:w="100"/>
+              <w:right w:type="dxa" w:w="120"/>
+            </w:tcMar>
+          </w:tcPr>
+          <w:p>
+            <w:r>
+              <w:rPr>
+                <w:rFonts w:ascii="Calibri" w:cs="Calibri" w:eastAsia="Calibri" w:hAnsi="Calibri"/>
+                <w:b w:val="false"/>
+                <w:bCs w:val="false"/>
+                <w:color w:val="000000"/>
+                <w:sz w:val="20"/>
+                <w:szCs w:val="20"/>
+              </w:rPr>
+              <w:t xml:space="preserve">Dr. Neha Joseph</w:t>
+            </w:r>
+          </w:p>
+        </w:tc>
+        <w:tc>
+          <w:tcPr>
+            <w:shd w:fill="F8FAFC" w:val="clear"/>
+            <w:tcMar>
+              <w:top w:type="dxa" w:w="100"/>
+              <w:left w:type="dxa" w:w="120"/>
+              <w:bottom w:type="dxa" w:w="100"/>
+              <w:right w:type="dxa" w:w="120"/>
+            </w:tcMar>
+          </w:tcPr>
+          <w:p>
+            <w:r>
+              <w:rPr>
+                <w:rFonts w:ascii="Calibri" w:cs="Calibri" w:eastAsia="Calibri" w:hAnsi="Calibri"/>
+                <w:b w:val="false"/>
+                <w:bCs w:val="false"/>
+                <w:color w:val="000000"/>
+                <w:sz w:val="20"/>
+                <w:szCs w:val="20"/>
+              </w:rPr>
+              <w:t xml:space="preserve">Psychiatry</w:t>
+            </w:r>
+          </w:p>
+        </w:tc>
+        <w:tc>
+          <w:tcPr>
+            <w:shd w:fill="F8FAFC" w:val="clear"/>
+            <w:tcMar>
+              <w:top w:type="dxa" w:w="100"/>
+              <w:left w:type="dxa" w:w="120"/>
+              <w:bottom w:type="dxa" w:w="100"/>
+              <w:right w:type="dxa" w:w="120"/>
+            </w:tcMar>
+          </w:tcPr>
+          <w:p>
+            <w:r>
+              <w:rPr>
+                <w:rFonts w:ascii="Calibri" w:cs="Calibri" w:eastAsia="Calibri" w:hAnsi="Calibri"/>
+                <w:b w:val="false"/>
+                <w:bCs w:val="false"/>
+                <w:color w:val="000000"/>
+                <w:sz w:val="20"/>
+                <w:szCs w:val="20"/>
+              </w:rPr>
+              <w:t xml:space="preserve">dr.neha</w:t>
+            </w:r>
+          </w:p>
+        </w:tc>
+        <w:tc>
+          <w:tcPr>
+            <w:shd w:fill="F8FAFC" w:val="clear"/>
+            <w:tcMar>
+              <w:top w:type="dxa" w:w="100"/>
+              <w:left w:type="dxa" w:w="120"/>
+              <w:bottom w:type="dxa" w:w="100"/>
+              <w:right w:type="dxa" w:w="120"/>
+            </w:tcMar>
+          </w:tcPr>
+          <w:p>
+            <w:r>
+              <w:rPr>
+                <w:rFonts w:ascii="Calibri" w:cs="Calibri" w:eastAsia="Calibri" w:hAnsi="Calibri"/>
+                <w:b w:val="false"/>
+                <w:bCs w:val="false"/>
+                <w:color w:val="000000"/>
+                <w:sz w:val="20"/>
+                <w:szCs w:val="20"/>
+              </w:rPr>
+              <w:t xml:space="preserve">13 yrs • ₹650</w:t>
+            </w:r>
+          </w:p>
+        </w:tc>
+      </w:tr>
+      <w:tr>
+        <w:tc>
+          <w:tcPr>
+            <w:shd w:fill="F8FAFC" w:val="clear"/>
+            <w:tcMar>
+              <w:top w:type="dxa" w:w="100"/>
+              <w:left w:type="dxa" w:w="120"/>
+              <w:bottom w:type="dxa" w:w="100"/>
+              <w:right w:type="dxa" w:w="120"/>
+            </w:tcMar>
+          </w:tcPr>
+          <w:p>
+            <w:r>
+              <w:rPr>
+                <w:rFonts w:ascii="Calibri" w:cs="Calibri" w:eastAsia="Calibri" w:hAnsi="Calibri"/>
+                <w:b w:val="false"/>
+                <w:bCs w:val="false"/>
+                <w:color w:val="000000"/>
+                <w:sz w:val="20"/>
+                <w:szCs w:val="20"/>
+              </w:rPr>
+              <w:t xml:space="preserve">Dr. Alan George</w:t>
+            </w:r>
+          </w:p>
+        </w:tc>
+        <w:tc>
+          <w:tcPr>
+            <w:shd w:fill="F8FAFC" w:val="clear"/>
+            <w:tcMar>
+              <w:top w:type="dxa" w:w="100"/>
+              <w:left w:type="dxa" w:w="120"/>
+              <w:bottom w:type="dxa" w:w="100"/>
+              <w:right w:type="dxa" w:w="120"/>
+            </w:tcMar>
+          </w:tcPr>
+          <w:p>
+            <w:r>
+              <w:rPr>
+                <w:rFonts w:ascii="Calibri" w:cs="Calibri" w:eastAsia="Calibri" w:hAnsi="Calibri"/>
+                <w:b w:val="false"/>
+                <w:bCs w:val="false"/>
+                <w:color w:val="000000"/>
+                <w:sz w:val="20"/>
+                <w:szCs w:val="20"/>
+              </w:rPr>
+              <w:t xml:space="preserve">Cardiology</w:t>
+            </w:r>
+          </w:p>
+        </w:tc>
+        <w:tc>
+          <w:tcPr>
+            <w:shd w:fill="F8FAFC" w:val="clear"/>
+            <w:tcMar>
+              <w:top w:type="dxa" w:w="100"/>
+              <w:left w:type="dxa" w:w="120"/>
+              <w:bottom w:type="dxa" w:w="100"/>
+              <w:right w:type="dxa" w:w="120"/>
+            </w:tcMar>
+          </w:tcPr>
+          <w:p>
+            <w:r>
+              <w:rPr>
+                <w:rFonts w:ascii="Calibri" w:cs="Calibri" w:eastAsia="Calibri" w:hAnsi="Calibri"/>
+                <w:b w:val="false"/>
+                <w:bCs w:val="false"/>
+                <w:color w:val="000000"/>
+                <w:sz w:val="20"/>
+                <w:szCs w:val="20"/>
+              </w:rPr>
+              <w:t xml:space="preserve">dr.alan</w:t>
+            </w:r>
+          </w:p>
+        </w:tc>
+        <w:tc>
+          <w:tcPr>
+            <w:shd w:fill="F8FAFC" w:val="clear"/>
+            <w:tcMar>
+              <w:top w:type="dxa" w:w="100"/>
+              <w:left w:type="dxa" w:w="120"/>
+              <w:bottom w:type="dxa" w:w="100"/>
+              <w:right w:type="dxa" w:w="120"/>
+            </w:tcMar>
+          </w:tcPr>
+          <w:p>
+            <w:r>
+              <w:rPr>
+                <w:rFonts w:ascii="Calibri" w:cs="Calibri" w:eastAsia="Calibri" w:hAnsi="Calibri"/>
+                <w:b w:val="false"/>
+                <w:bCs w:val="false"/>
+                <w:color w:val="000000"/>
+                <w:sz w:val="20"/>
+                <w:szCs w:val="20"/>
+              </w:rPr>
+              <w:t xml:space="preserve">16 yrs • ₹800</w:t>
+            </w:r>
+          </w:p>
+        </w:tc>
+      </w:tr>
+      <w:tr>
+        <w:tc>
+          <w:tcPr>
+            <w:shd w:fill="F8FAFC" w:val="clear"/>
+            <w:tcMar>
+              <w:top w:type="dxa" w:w="100"/>
+              <w:left w:type="dxa" w:w="120"/>
+              <w:bottom w:type="dxa" w:w="100"/>
+              <w:right w:type="dxa" w:w="120"/>
+            </w:tcMar>
+          </w:tcPr>
+          <w:p>
+            <w:r>
+              <w:rPr>
+                <w:rFonts w:ascii="Calibri" w:cs="Calibri" w:eastAsia="Calibri" w:hAnsi="Calibri"/>
+                <w:b w:val="false"/>
+                <w:bCs w:val="false"/>
+                <w:color w:val="000000"/>
+                <w:sz w:val="20"/>
+                <w:szCs w:val="20"/>
+              </w:rPr>
+              <w:t xml:space="preserve">Dr. Diya Thomas</w:t>
+            </w:r>
+          </w:p>
+        </w:tc>
+        <w:tc>
+          <w:tcPr>
+            <w:shd w:fill="F8FAFC" w:val="clear"/>
+            <w:tcMar>
+              <w:top w:type="dxa" w:w="100"/>
+              <w:left w:type="dxa" w:w="120"/>
+              <w:bottom w:type="dxa" w:w="100"/>
+              <w:right w:type="dxa" w:w="120"/>
+            </w:tcMar>
+          </w:tcPr>
+          <w:p>
+            <w:r>
+              <w:rPr>
+                <w:rFonts w:ascii="Calibri" w:cs="Calibri" w:eastAsia="Calibri" w:hAnsi="Calibri"/>
+                <w:b w:val="false"/>
+                <w:bCs w:val="false"/>
+                <w:color w:val="000000"/>
+                <w:sz w:val="20"/>
+                <w:szCs w:val="20"/>
+              </w:rPr>
+              <w:t xml:space="preserve">Gynecology &amp; Obstetrics</w:t>
+            </w:r>
+          </w:p>
+        </w:tc>
+        <w:tc>
+          <w:tcPr>
+            <w:shd w:fill="F8FAFC" w:val="clear"/>
+            <w:tcMar>
+              <w:top w:type="dxa" w:w="100"/>
+              <w:left w:type="dxa" w:w="120"/>
+              <w:bottom w:type="dxa" w:w="100"/>
+              <w:right w:type="dxa" w:w="120"/>
+            </w:tcMar>
+          </w:tcPr>
+          <w:p>
+            <w:r>
+              <w:rPr>
+                <w:rFonts w:ascii="Calibri" w:cs="Calibri" w:eastAsia="Calibri" w:hAnsi="Calibri"/>
+                <w:b w:val="false"/>
+                <w:bCs w:val="false"/>
+                <w:color w:val="000000"/>
+                <w:sz w:val="20"/>
+                <w:szCs w:val="20"/>
+              </w:rPr>
+              <w:t xml:space="preserve">dr.diya.thomas</w:t>
+            </w:r>
+          </w:p>
+        </w:tc>
+        <w:tc>
+          <w:tcPr>
+            <w:shd w:fill="F8FAFC" w:val="clear"/>
+            <w:tcMar>
+              <w:top w:type="dxa" w:w="100"/>
+              <w:left w:type="dxa" w:w="120"/>
+              <w:bottom w:type="dxa" w:w="100"/>
+              <w:right w:type="dxa" w:w="120"/>
+            </w:tcMar>
+          </w:tcPr>
+          <w:p>
+            <w:r>
+              <w:rPr>
+                <w:rFonts w:ascii="Calibri" w:cs="Calibri" w:eastAsia="Calibri" w:hAnsi="Calibri"/>
+                <w:b w:val="false"/>
+                <w:bCs w:val="false"/>
+                <w:color w:val="000000"/>
+                <w:sz w:val="20"/>
+                <w:szCs w:val="20"/>
+              </w:rPr>
+              <w:t xml:space="preserve">12 yrs • ₹600</w:t>
+            </w:r>
+          </w:p>
+        </w:tc>
+      </w:tr>
+      <w:tr>
+        <w:tc>
+          <w:tcPr>
+            <w:shd w:fill="F8FAFC" w:val="clear"/>
+            <w:tcMar>
+              <w:top w:type="dxa" w:w="100"/>
+              <w:left w:type="dxa" w:w="120"/>
+              <w:bottom w:type="dxa" w:w="100"/>
+              <w:right w:type="dxa" w:w="120"/>
+            </w:tcMar>
+          </w:tcPr>
+          <w:p>
+            <w:r>
+              <w:rPr>
+                <w:rFonts w:ascii="Calibri" w:cs="Calibri" w:eastAsia="Calibri" w:hAnsi="Calibri"/>
+                <w:b w:val="false"/>
+                <w:bCs w:val="false"/>
+                <w:color w:val="000000"/>
+                <w:sz w:val="20"/>
+                <w:szCs w:val="20"/>
+              </w:rPr>
+              <w:t xml:space="preserve">Dr. Joel Mathew</w:t>
+            </w:r>
+          </w:p>
+        </w:tc>
+        <w:tc>
+          <w:tcPr>
+            <w:shd w:fill="F8FAFC" w:val="clear"/>
+            <w:tcMar>
+              <w:top w:type="dxa" w:w="100"/>
+              <w:left w:type="dxa" w:w="120"/>
+              <w:bottom w:type="dxa" w:w="100"/>
+              <w:right w:type="dxa" w:w="120"/>
+            </w:tcMar>
+          </w:tcPr>
+          <w:p>
+            <w:r>
+              <w:rPr>
+                <w:rFonts w:ascii="Calibri" w:cs="Calibri" w:eastAsia="Calibri" w:hAnsi="Calibri"/>
+                <w:b w:val="false"/>
+                <w:bCs w:val="false"/>
+                <w:color w:val="000000"/>
+                <w:sz w:val="20"/>
+                <w:szCs w:val="20"/>
+              </w:rPr>
+              <w:t xml:space="preserve">Oncology</w:t>
+            </w:r>
+          </w:p>
+        </w:tc>
+        <w:tc>
+          <w:tcPr>
+            <w:shd w:fill="F8FAFC" w:val="clear"/>
+            <w:tcMar>
+              <w:top w:type="dxa" w:w="100"/>
+              <w:left w:type="dxa" w:w="120"/>
+              <w:bottom w:type="dxa" w:w="100"/>
+              <w:right w:type="dxa" w:w="120"/>
+            </w:tcMar>
+          </w:tcPr>
+          <w:p>
+            <w:r>
+              <w:rPr>
+                <w:rFonts w:ascii="Calibri" w:cs="Calibri" w:eastAsia="Calibri" w:hAnsi="Calibri"/>
+                <w:b w:val="false"/>
+                <w:bCs w:val="false"/>
+                <w:color w:val="000000"/>
+                <w:sz w:val="20"/>
+                <w:szCs w:val="20"/>
+              </w:rPr>
+              <w:t xml:space="preserve">dr.joel</w:t>
+            </w:r>
+          </w:p>
+        </w:tc>
+        <w:tc>
+          <w:tcPr>
+            <w:shd w:fill="F8FAFC" w:val="clear"/>
+            <w:tcMar>
+              <w:top w:type="dxa" w:w="100"/>
+              <w:left w:type="dxa" w:w="120"/>
+              <w:bottom w:type="dxa" w:w="100"/>
+              <w:right w:type="dxa" w:w="120"/>
+            </w:tcMar>
+          </w:tcPr>
+          <w:p>
+            <w:r>
+              <w:rPr>
+                <w:rFonts w:ascii="Calibri" w:cs="Calibri" w:eastAsia="Calibri" w:hAnsi="Calibri"/>
+                <w:b w:val="false"/>
+                <w:bCs w:val="false"/>
+                <w:color w:val="000000"/>
+                <w:sz w:val="20"/>
+                <w:szCs w:val="20"/>
+              </w:rPr>
+              <w:t xml:space="preserve">15 yrs • ₹900</w:t>
+            </w:r>
+          </w:p>
+        </w:tc>
+      </w:tr>
+      <w:tr>
+        <w:tc>
+          <w:tcPr>
+            <w:shd w:fill="F8FAFC" w:val="clear"/>
+            <w:tcMar>
+              <w:top w:type="dxa" w:w="100"/>
+              <w:left w:type="dxa" w:w="120"/>
+              <w:bottom w:type="dxa" w:w="100"/>
+              <w:right w:type="dxa" w:w="120"/>
+            </w:tcMar>
+          </w:tcPr>
+          <w:p>
+            <w:r>
+              <w:rPr>
+                <w:rFonts w:ascii="Calibri" w:cs="Calibri" w:eastAsia="Calibri" w:hAnsi="Calibri"/>
+                <w:b w:val="false"/>
+                <w:bCs w:val="false"/>
+                <w:color w:val="000000"/>
+                <w:sz w:val="20"/>
+                <w:szCs w:val="20"/>
+              </w:rPr>
+              <w:t xml:space="preserve">Dr. Kevin Mathew</w:t>
+            </w:r>
+          </w:p>
+        </w:tc>
+        <w:tc>
+          <w:tcPr>
+            <w:shd w:fill="F8FAFC" w:val="clear"/>
+            <w:tcMar>
+              <w:top w:type="dxa" w:w="100"/>
+              <w:left w:type="dxa" w:w="120"/>
+              <w:bottom w:type="dxa" w:w="100"/>
+              <w:right w:type="dxa" w:w="120"/>
+            </w:tcMar>
+          </w:tcPr>
+          <w:p>
+            <w:r>
+              <w:rPr>
+                <w:rFonts w:ascii="Calibri" w:cs="Calibri" w:eastAsia="Calibri" w:hAnsi="Calibri"/>
+                <w:b w:val="false"/>
+                <w:bCs w:val="false"/>
+                <w:color w:val="000000"/>
+                <w:sz w:val="20"/>
+                <w:szCs w:val="20"/>
+              </w:rPr>
+              <w:t xml:space="preserve">Rheumatology &amp; Immunology</w:t>
+            </w:r>
+          </w:p>
+        </w:tc>
+        <w:tc>
+          <w:tcPr>
+            <w:shd w:fill="F8FAFC" w:val="clear"/>
+            <w:tcMar>
+              <w:top w:type="dxa" w:w="100"/>
+              <w:left w:type="dxa" w:w="120"/>
+              <w:bottom w:type="dxa" w:w="100"/>
+              <w:right w:type="dxa" w:w="120"/>
+            </w:tcMar>
+          </w:tcPr>
+          <w:p>
+            <w:r>
+              <w:rPr>
+                <w:rFonts w:ascii="Calibri" w:cs="Calibri" w:eastAsia="Calibri" w:hAnsi="Calibri"/>
+                <w:b w:val="false"/>
+                <w:bCs w:val="false"/>
+                <w:color w:val="000000"/>
+                <w:sz w:val="20"/>
+                <w:szCs w:val="20"/>
+              </w:rPr>
+              <w:t xml:space="preserve">dr.kevin.mathew</w:t>
+            </w:r>
+          </w:p>
+        </w:tc>
+        <w:tc>
+          <w:tcPr>
+            <w:shd w:fill="F8FAFC" w:val="clear"/>
+            <w:tcMar>
+              <w:top w:type="dxa" w:w="100"/>
+              <w:left w:type="dxa" w:w="120"/>
+              <w:bottom w:type="dxa" w:w="100"/>
+              <w:right w:type="dxa" w:w="120"/>
+            </w:tcMar>
+          </w:tcPr>
+          <w:p>
+            <w:r>
+              <w:rPr>
+                <w:rFonts w:ascii="Calibri" w:cs="Calibri" w:eastAsia="Calibri" w:hAnsi="Calibri"/>
+                <w:b w:val="false"/>
+                <w:bCs w:val="false"/>
+                <w:color w:val="000000"/>
+                <w:sz w:val="20"/>
+                <w:szCs w:val="20"/>
+              </w:rPr>
+              <w:t xml:space="preserve">10 yrs • ₹650</w:t>
+            </w:r>
+          </w:p>
+        </w:tc>
+      </w:tr>
+      <w:tr>
+        <w:tc>
+          <w:tcPr>
+            <w:shd w:fill="F8FAFC" w:val="clear"/>
+            <w:tcMar>
+              <w:top w:type="dxa" w:w="100"/>
+              <w:left w:type="dxa" w:w="120"/>
+              <w:bottom w:type="dxa" w:w="100"/>
+              <w:right w:type="dxa" w:w="120"/>
+            </w:tcMar>
+          </w:tcPr>
+          <w:p>
+            <w:r>
+              <w:rPr>
+                <w:rFonts w:ascii="Calibri" w:cs="Calibri" w:eastAsia="Calibri" w:hAnsi="Calibri"/>
+                <w:b w:val="false"/>
+                <w:bCs w:val="false"/>
+                <w:color w:val="000000"/>
+                <w:sz w:val="20"/>
+                <w:szCs w:val="20"/>
+              </w:rPr>
+              <w:t xml:space="preserve">Dr. Sara Paul</w:t>
+            </w:r>
+          </w:p>
+        </w:tc>
+        <w:tc>
+          <w:tcPr>
+            <w:shd w:fill="F8FAFC" w:val="clear"/>
+            <w:tcMar>
+              <w:top w:type="dxa" w:w="100"/>
+              <w:left w:type="dxa" w:w="120"/>
+              <w:bottom w:type="dxa" w:w="100"/>
+              <w:right w:type="dxa" w:w="120"/>
+            </w:tcMar>
+          </w:tcPr>
+          <w:p>
+            <w:r>
+              <w:rPr>
+                <w:rFonts w:ascii="Calibri" w:cs="Calibri" w:eastAsia="Calibri" w:hAnsi="Calibri"/>
+                <w:b w:val="false"/>
+                <w:bCs w:val="false"/>
+                <w:color w:val="000000"/>
+                <w:sz w:val="20"/>
+                <w:szCs w:val="20"/>
+              </w:rPr>
+              <w:t xml:space="preserve">Dermatology</w:t>
+            </w:r>
+          </w:p>
+        </w:tc>
+        <w:tc>
+          <w:tcPr>
+            <w:shd w:fill="F8FAFC" w:val="clear"/>
+            <w:tcMar>
+              <w:top w:type="dxa" w:w="100"/>
+              <w:left w:type="dxa" w:w="120"/>
+              <w:bottom w:type="dxa" w:w="100"/>
+              <w:right w:type="dxa" w:w="120"/>
+            </w:tcMar>
+          </w:tcPr>
+          <w:p>
+            <w:r>
+              <w:rPr>
+                <w:rFonts w:ascii="Calibri" w:cs="Calibri" w:eastAsia="Calibri" w:hAnsi="Calibri"/>
+                <w:b w:val="false"/>
+                <w:bCs w:val="false"/>
+                <w:color w:val="000000"/>
+                <w:sz w:val="20"/>
+                <w:szCs w:val="20"/>
+              </w:rPr>
+              <w:t xml:space="preserve">dr.sara</w:t>
+            </w:r>
+          </w:p>
+        </w:tc>
+        <w:tc>
+          <w:tcPr>
+            <w:shd w:fill="F8FAFC" w:val="clear"/>
+            <w:tcMar>
+              <w:top w:type="dxa" w:w="100"/>
+              <w:left w:type="dxa" w:w="120"/>
+              <w:bottom w:type="dxa" w:w="100"/>
+              <w:right w:type="dxa" w:w="120"/>
+            </w:tcMar>
+          </w:tcPr>
+          <w:p>
+            <w:r>
+              <w:rPr>
+                <w:rFonts w:ascii="Calibri" w:cs="Calibri" w:eastAsia="Calibri" w:hAnsi="Calibri"/>
+                <w:b w:val="false"/>
+                <w:bCs w:val="false"/>
+                <w:color w:val="000000"/>
+                <w:sz w:val="20"/>
+                <w:szCs w:val="20"/>
+              </w:rPr>
+              <w:t xml:space="preserve">8 yrs • ₹550</w:t>
+            </w:r>
+          </w:p>
+        </w:tc>
+      </w:tr>
+      <w:tr>
+        <w:tc>
+          <w:tcPr>
+            <w:shd w:fill="F8FAFC" w:val="clear"/>
+            <w:tcMar>
+              <w:top w:type="dxa" w:w="100"/>
+              <w:left w:type="dxa" w:w="120"/>
+              <w:bottom w:type="dxa" w:w="100"/>
+              <w:right w:type="dxa" w:w="120"/>
+            </w:tcMar>
+          </w:tcPr>
+          <w:p>
+            <w:r>
+              <w:rPr>
+                <w:rFonts w:ascii="Calibri" w:cs="Calibri" w:eastAsia="Calibri" w:hAnsi="Calibri"/>
+                <w:b w:val="false"/>
+                <w:bCs w:val="false"/>
+                <w:color w:val="000000"/>
+                <w:sz w:val="20"/>
+                <w:szCs w:val="20"/>
+              </w:rPr>
+              <w:t xml:space="preserve">Dr. Thomas Joseph</w:t>
+            </w:r>
+          </w:p>
+        </w:tc>
+        <w:tc>
+          <w:tcPr>
+            <w:shd w:fill="F8FAFC" w:val="clear"/>
+            <w:tcMar>
+              <w:top w:type="dxa" w:w="100"/>
+              <w:left w:type="dxa" w:w="120"/>
+              <w:bottom w:type="dxa" w:w="100"/>
+              <w:right w:type="dxa" w:w="120"/>
+            </w:tcMar>
+          </w:tcPr>
+          <w:p>
+            <w:r>
+              <w:rPr>
+                <w:rFonts w:ascii="Calibri" w:cs="Calibri" w:eastAsia="Calibri" w:hAnsi="Calibri"/>
+                <w:b w:val="false"/>
+                <w:bCs w:val="false"/>
+                <w:color w:val="000000"/>
+                <w:sz w:val="20"/>
+                <w:szCs w:val="20"/>
+              </w:rPr>
+              <w:t xml:space="preserve">Orthopedics</w:t>
+            </w:r>
+          </w:p>
+        </w:tc>
+        <w:tc>
+          <w:tcPr>
+            <w:shd w:fill="F8FAFC" w:val="clear"/>
+            <w:tcMar>
+              <w:top w:type="dxa" w:w="100"/>
+              <w:left w:type="dxa" w:w="120"/>
+              <w:bottom w:type="dxa" w:w="100"/>
+              <w:right w:type="dxa" w:w="120"/>
+            </w:tcMar>
+          </w:tcPr>
+          <w:p>
+            <w:r>
+              <w:rPr>
+                <w:rFonts w:ascii="Calibri" w:cs="Calibri" w:eastAsia="Calibri" w:hAnsi="Calibri"/>
+                <w:b w:val="false"/>
+                <w:bCs w:val="false"/>
+                <w:color w:val="000000"/>
+                <w:sz w:val="20"/>
+                <w:szCs w:val="20"/>
+              </w:rPr>
+              <w:t xml:space="preserve">dr.thomas</w:t>
+            </w:r>
+          </w:p>
+        </w:tc>
+        <w:tc>
+          <w:tcPr>
+            <w:shd w:fill="F8FAFC" w:val="clear"/>
+            <w:tcMar>
+              <w:top w:type="dxa" w:w="100"/>
+              <w:left w:type="dxa" w:w="120"/>
+              <w:bottom w:type="dxa" w:w="100"/>
+              <w:right w:type="dxa" w:w="120"/>
+            </w:tcMar>
+          </w:tcPr>
+          <w:p>
+            <w:r>
+              <w:rPr>
+                <w:rFonts w:ascii="Calibri" w:cs="Calibri" w:eastAsia="Calibri" w:hAnsi="Calibri"/>
+                <w:b w:val="false"/>
+                <w:bCs w:val="false"/>
+                <w:color w:val="000000"/>
+                <w:sz w:val="20"/>
+                <w:szCs w:val="20"/>
+              </w:rPr>
+              <w:t xml:space="preserve">17 yrs • ₹750</w:t>
+            </w:r>
+          </w:p>
+        </w:tc>
+      </w:tr>
+      <w:tr>
+        <w:tc>
+          <w:tcPr>
+            <w:shd w:fill="F8FAFC" w:val="clear"/>
+            <w:tcMar>
+              <w:top w:type="dxa" w:w="100"/>
+              <w:left w:type="dxa" w:w="120"/>
+              <w:bottom w:type="dxa" w:w="100"/>
+              <w:right w:type="dxa" w:w="120"/>
+            </w:tcMar>
+          </w:tcPr>
+          <w:p>
+            <w:r>
+              <w:rPr>
+                <w:rFonts w:ascii="Calibri" w:cs="Calibri" w:eastAsia="Calibri" w:hAnsi="Calibri"/>
+                <w:b w:val="false"/>
+                <w:bCs w:val="false"/>
+                <w:color w:val="000000"/>
+                <w:sz w:val="20"/>
+                <w:szCs w:val="20"/>
+              </w:rPr>
+              <w:t xml:space="preserve">Dr. Riya Nair</w:t>
+            </w:r>
+          </w:p>
+        </w:tc>
+        <w:tc>
+          <w:tcPr>
+            <w:shd w:fill="F8FAFC" w:val="clear"/>
+            <w:tcMar>
+              <w:top w:type="dxa" w:w="100"/>
+              <w:left w:type="dxa" w:w="120"/>
+              <w:bottom w:type="dxa" w:w="100"/>
+              <w:right w:type="dxa" w:w="120"/>
+            </w:tcMar>
+          </w:tcPr>
+          <w:p>
+            <w:r>
+              <w:rPr>
+                <w:rFonts w:ascii="Calibri" w:cs="Calibri" w:eastAsia="Calibri" w:hAnsi="Calibri"/>
+                <w:b w:val="false"/>
+                <w:bCs w:val="false"/>
+                <w:color w:val="000000"/>
+                <w:sz w:val="20"/>
+                <w:szCs w:val="20"/>
+              </w:rPr>
+              <w:t xml:space="preserve">Pediatrics</w:t>
+            </w:r>
+          </w:p>
+        </w:tc>
+        <w:tc>
+          <w:tcPr>
+            <w:shd w:fill="F8FAFC" w:val="clear"/>
+            <w:tcMar>
+              <w:top w:type="dxa" w:w="100"/>
+              <w:left w:type="dxa" w:w="120"/>
+              <w:bottom w:type="dxa" w:w="100"/>
+              <w:right w:type="dxa" w:w="120"/>
+            </w:tcMar>
+          </w:tcPr>
+          <w:p>
+            <w:r>
+              <w:rPr>
+                <w:rFonts w:ascii="Calibri" w:cs="Calibri" w:eastAsia="Calibri" w:hAnsi="Calibri"/>
+                <w:b w:val="false"/>
+                <w:bCs w:val="false"/>
+                <w:color w:val="000000"/>
+                <w:sz w:val="20"/>
+                <w:szCs w:val="20"/>
+              </w:rPr>
+              <w:t xml:space="preserve">dr.riya</w:t>
+            </w:r>
+          </w:p>
+        </w:tc>
+        <w:tc>
+          <w:tcPr>
+            <w:shd w:fill="F8FAFC" w:val="clear"/>
+            <w:tcMar>
+              <w:top w:type="dxa" w:w="100"/>
+              <w:left w:type="dxa" w:w="120"/>
+              <w:bottom w:type="dxa" w:w="100"/>
+              <w:right w:type="dxa" w:w="120"/>
+            </w:tcMar>
+          </w:tcPr>
+          <w:p>
+            <w:r>
+              <w:rPr>
+                <w:rFonts w:ascii="Calibri" w:cs="Calibri" w:eastAsia="Calibri" w:hAnsi="Calibri"/>
+                <w:b w:val="false"/>
+                <w:bCs w:val="false"/>
+                <w:color w:val="000000"/>
+                <w:sz w:val="20"/>
+                <w:szCs w:val="20"/>
+              </w:rPr>
+              <w:t xml:space="preserve">7 yrs • ₹450</w:t>
+            </w:r>
+          </w:p>
+        </w:tc>
+      </w:tr>
+      <w:tr>
+        <w:tc>
+          <w:tcPr>
+            <w:shd w:fill="F8FAFC" w:val="clear"/>
+            <w:tcMar>
+              <w:top w:type="dxa" w:w="100"/>
+              <w:left w:type="dxa" w:w="120"/>
+              <w:bottom w:type="dxa" w:w="100"/>
+              <w:right w:type="dxa" w:w="120"/>
+            </w:tcMar>
+          </w:tcPr>
+          <w:p>
+            <w:r>
+              <w:rPr>
+                <w:rFonts w:ascii="Calibri" w:cs="Calibri" w:eastAsia="Calibri" w:hAnsi="Calibri"/>
+                <w:b w:val="false"/>
+                <w:bCs w:val="false"/>
+                <w:color w:val="000000"/>
+                <w:sz w:val="20"/>
+                <w:szCs w:val="20"/>
+              </w:rPr>
+              <w:t xml:space="preserve">Dr. Fathima Ali</w:t>
+            </w:r>
+          </w:p>
+        </w:tc>
+        <w:tc>
+          <w:tcPr>
+            <w:shd w:fill="F8FAFC" w:val="clear"/>
+            <w:tcMar>
+              <w:top w:type="dxa" w:w="100"/>
+              <w:left w:type="dxa" w:w="120"/>
+              <w:bottom w:type="dxa" w:w="100"/>
+              <w:right w:type="dxa" w:w="120"/>
+            </w:tcMar>
+          </w:tcPr>
+          <w:p>
+            <w:r>
+              <w:rPr>
+                <w:rFonts w:ascii="Calibri" w:cs="Calibri" w:eastAsia="Calibri" w:hAnsi="Calibri"/>
+                <w:b w:val="false"/>
+                <w:bCs w:val="false"/>
+                <w:color w:val="000000"/>
+                <w:sz w:val="20"/>
+                <w:szCs w:val="20"/>
+              </w:rPr>
+              <w:t xml:space="preserve">General Surgery</w:t>
+            </w:r>
+          </w:p>
+        </w:tc>
+        <w:tc>
+          <w:tcPr>
+            <w:shd w:fill="F8FAFC" w:val="clear"/>
+            <w:tcMar>
+              <w:top w:type="dxa" w:w="100"/>
+              <w:left w:type="dxa" w:w="120"/>
+              <w:bottom w:type="dxa" w:w="100"/>
+              <w:right w:type="dxa" w:w="120"/>
+            </w:tcMar>
+          </w:tcPr>
+          <w:p>
+            <w:r>
+              <w:rPr>
+                <w:rFonts w:ascii="Calibri" w:cs="Calibri" w:eastAsia="Calibri" w:hAnsi="Calibri"/>
+                <w:b w:val="false"/>
+                <w:bCs w:val="false"/>
+                <w:color w:val="000000"/>
+                <w:sz w:val="20"/>
+                <w:szCs w:val="20"/>
+              </w:rPr>
+              <w:t xml:space="preserve">dr.fathima</w:t>
+            </w:r>
+          </w:p>
+        </w:tc>
+        <w:tc>
+          <w:tcPr>
+            <w:shd w:fill="F8FAFC" w:val="clear"/>
+            <w:tcMar>
+              <w:top w:type="dxa" w:w="100"/>
+              <w:left w:type="dxa" w:w="120"/>
+              <w:bottom w:type="dxa" w:w="100"/>
+              <w:right w:type="dxa" w:w="120"/>
+            </w:tcMar>
+          </w:tcPr>
+          <w:p>
+            <w:r>
+              <w:rPr>
+                <w:rFonts w:ascii="Calibri" w:cs="Calibri" w:eastAsia="Calibri" w:hAnsi="Calibri"/>
+                <w:b w:val="false"/>
+                <w:bCs w:val="false"/>
+                <w:color w:val="000000"/>
+                <w:sz w:val="20"/>
+                <w:szCs w:val="20"/>
+              </w:rPr>
+              <w:t xml:space="preserve">11 yrs • ₹650</w:t>
+            </w:r>
+          </w:p>
+        </w:tc>
+      </w:tr>
+      <w:tr>
+        <w:tc>
+          <w:tcPr>
+            <w:shd w:fill="F8FAFC" w:val="clear"/>
+            <w:tcMar>
+              <w:top w:type="dxa" w:w="100"/>
+              <w:left w:type="dxa" w:w="120"/>
+              <w:bottom w:type="dxa" w:w="100"/>
+              <w:right w:type="dxa" w:w="120"/>
+            </w:tcMar>
+          </w:tcPr>
+          <w:p>
+            <w:r>
+              <w:rPr>
+                <w:rFonts w:ascii="Calibri" w:cs="Calibri" w:eastAsia="Calibri" w:hAnsi="Calibri"/>
+                <w:b w:val="false"/>
+                <w:bCs w:val="false"/>
+                <w:color w:val="000000"/>
+                <w:sz w:val="20"/>
+                <w:szCs w:val="20"/>
+              </w:rPr>
+              <w:t xml:space="preserve">Dr. Kevin Paul</w:t>
+            </w:r>
+          </w:p>
+        </w:tc>
+        <w:tc>
+          <w:tcPr>
+            <w:shd w:fill="F8FAFC" w:val="clear"/>
+            <w:tcMar>
+              <w:top w:type="dxa" w:w="100"/>
+              <w:left w:type="dxa" w:w="120"/>
+              <w:bottom w:type="dxa" w:w="100"/>
+              <w:right w:type="dxa" w:w="120"/>
+            </w:tcMar>
+          </w:tcPr>
+          <w:p>
+            <w:r>
+              <w:rPr>
+                <w:rFonts w:ascii="Calibri" w:cs="Calibri" w:eastAsia="Calibri" w:hAnsi="Calibri"/>
+                <w:b w:val="false"/>
+                <w:bCs w:val="false"/>
+                <w:color w:val="000000"/>
+                <w:sz w:val="20"/>
+                <w:szCs w:val="20"/>
+              </w:rPr>
+              <w:t xml:space="preserve">Neurology</w:t>
+            </w:r>
+          </w:p>
+        </w:tc>
+        <w:tc>
+          <w:tcPr>
+            <w:shd w:fill="F8FAFC" w:val="clear"/>
+            <w:tcMar>
+              <w:top w:type="dxa" w:w="100"/>
+              <w:left w:type="dxa" w:w="120"/>
+              <w:bottom w:type="dxa" w:w="100"/>
+              <w:right w:type="dxa" w:w="120"/>
+            </w:tcMar>
+          </w:tcPr>
+          <w:p>
+            <w:r>
+              <w:rPr>
+                <w:rFonts w:ascii="Calibri" w:cs="Calibri" w:eastAsia="Calibri" w:hAnsi="Calibri"/>
+                <w:b w:val="false"/>
+                <w:bCs w:val="false"/>
+                <w:color w:val="000000"/>
+                <w:sz w:val="20"/>
+                <w:szCs w:val="20"/>
+              </w:rPr>
+              <w:t xml:space="preserve">dr.kevin.paul</w:t>
+            </w:r>
+          </w:p>
+        </w:tc>
+        <w:tc>
+          <w:tcPr>
+            <w:shd w:fill="F8FAFC" w:val="clear"/>
+            <w:tcMar>
+              <w:top w:type="dxa" w:w="100"/>
+              <w:left w:type="dxa" w:w="120"/>
+              <w:bottom w:type="dxa" w:w="100"/>
+              <w:right w:type="dxa" w:w="120"/>
+            </w:tcMar>
+          </w:tcPr>
+          <w:p>
+            <w:r>
+              <w:rPr>
+                <w:rFonts w:ascii="Calibri" w:cs="Calibri" w:eastAsia="Calibri" w:hAnsi="Calibri"/>
+                <w:b w:val="false"/>
+                <w:bCs w:val="false"/>
+                <w:color w:val="000000"/>
+                <w:sz w:val="20"/>
+                <w:szCs w:val="20"/>
+              </w:rPr>
+              <w:t xml:space="preserve">9 yrs • ₹700</w:t>
+            </w:r>
+          </w:p>
+        </w:tc>
+      </w:tr>
+      <w:tr>
+        <w:tc>
+          <w:tcPr>
+            <w:shd w:fill="F8FAFC" w:val="clear"/>
+            <w:tcMar>
+              <w:top w:type="dxa" w:w="100"/>
+              <w:left w:type="dxa" w:w="120"/>
+              <w:bottom w:type="dxa" w:w="100"/>
+              <w:right w:type="dxa" w:w="120"/>
+            </w:tcMar>
+          </w:tcPr>
+          <w:p>
+            <w:r>
+              <w:rPr>
+                <w:rFonts w:ascii="Calibri" w:cs="Calibri" w:eastAsia="Calibri" w:hAnsi="Calibri"/>
+                <w:b w:val="false"/>
+                <w:bCs w:val="false"/>
+                <w:color w:val="000000"/>
+                <w:sz w:val="20"/>
+                <w:szCs w:val="20"/>
+              </w:rPr>
+              <w:t xml:space="preserve">Dr. Maria George</w:t>
+            </w:r>
+          </w:p>
+        </w:tc>
+        <w:tc>
+          <w:tcPr>
+            <w:shd w:fill="F8FAFC" w:val="clear"/>
+            <w:tcMar>
+              <w:top w:type="dxa" w:w="100"/>
+              <w:left w:type="dxa" w:w="120"/>
+              <w:bottom w:type="dxa" w:w="100"/>
+              <w:right w:type="dxa" w:w="120"/>
+            </w:tcMar>
+          </w:tcPr>
+          <w:p>
+            <w:r>
+              <w:rPr>
+                <w:rFonts w:ascii="Calibri" w:cs="Calibri" w:eastAsia="Calibri" w:hAnsi="Calibri"/>
+                <w:b w:val="false"/>
+                <w:bCs w:val="false"/>
+                <w:color w:val="000000"/>
+                <w:sz w:val="20"/>
+                <w:szCs w:val="20"/>
+              </w:rPr>
+              <w:t xml:space="preserve">General Medicine</w:t>
+            </w:r>
+          </w:p>
+        </w:tc>
+        <w:tc>
+          <w:tcPr>
+            <w:shd w:fill="F8FAFC" w:val="clear"/>
+            <w:tcMar>
+              <w:top w:type="dxa" w:w="100"/>
+              <w:left w:type="dxa" w:w="120"/>
+              <w:bottom w:type="dxa" w:w="100"/>
+              <w:right w:type="dxa" w:w="120"/>
+            </w:tcMar>
+          </w:tcPr>
+          <w:p>
+            <w:r>
+              <w:rPr>
+                <w:rFonts w:ascii="Calibri" w:cs="Calibri" w:eastAsia="Calibri" w:hAnsi="Calibri"/>
+                <w:b w:val="false"/>
+                <w:bCs w:val="false"/>
+                <w:color w:val="000000"/>
+                <w:sz w:val="20"/>
+                <w:szCs w:val="20"/>
+              </w:rPr>
+              <w:t xml:space="preserve">dr.maria</w:t>
+            </w:r>
+          </w:p>
+        </w:tc>
+        <w:tc>
+          <w:tcPr>
+            <w:shd w:fill="F8FAFC" w:val="clear"/>
+            <w:tcMar>
+              <w:top w:type="dxa" w:w="100"/>
+              <w:left w:type="dxa" w:w="120"/>
+              <w:bottom w:type="dxa" w:w="100"/>
+              <w:right w:type="dxa" w:w="120"/>
+            </w:tcMar>
+          </w:tcPr>
+          <w:p>
+            <w:r>
+              <w:rPr>
+                <w:rFonts w:ascii="Calibri" w:cs="Calibri" w:eastAsia="Calibri" w:hAnsi="Calibri"/>
+                <w:b w:val="false"/>
+                <w:bCs w:val="false"/>
+                <w:color w:val="000000"/>
+                <w:sz w:val="20"/>
+                <w:szCs w:val="20"/>
+              </w:rPr>
+              <w:t xml:space="preserve">13 yrs • ₹500</w:t>
+            </w:r>
+          </w:p>
+        </w:tc>
+      </w:tr>
+      <w:tr>
+        <w:tc>
+          <w:tcPr>
+            <w:shd w:fill="F8FAFC" w:val="clear"/>
+            <w:tcMar>
+              <w:top w:type="dxa" w:w="100"/>
+              <w:left w:type="dxa" w:w="120"/>
+              <w:bottom w:type="dxa" w:w="100"/>
+              <w:right w:type="dxa" w:w="120"/>
+            </w:tcMar>
+          </w:tcPr>
+          <w:p>
+            <w:r>
+              <w:rPr>
+                <w:rFonts w:ascii="Calibri" w:cs="Calibri" w:eastAsia="Calibri" w:hAnsi="Calibri"/>
+                <w:b w:val="false"/>
+                <w:bCs w:val="false"/>
+                <w:color w:val="000000"/>
+                <w:sz w:val="20"/>
+                <w:szCs w:val="20"/>
+              </w:rPr>
+              <w:t xml:space="preserve">Dr. David Thomas</w:t>
+            </w:r>
+          </w:p>
+        </w:tc>
+        <w:tc>
+          <w:tcPr>
+            <w:shd w:fill="F8FAFC" w:val="clear"/>
+            <w:tcMar>
+              <w:top w:type="dxa" w:w="100"/>
+              <w:left w:type="dxa" w:w="120"/>
+              <w:bottom w:type="dxa" w:w="100"/>
+              <w:right w:type="dxa" w:w="120"/>
+            </w:tcMar>
+          </w:tcPr>
+          <w:p>
+            <w:r>
+              <w:rPr>
+                <w:rFonts w:ascii="Calibri" w:cs="Calibri" w:eastAsia="Calibri" w:hAnsi="Calibri"/>
+                <w:b w:val="false"/>
+                <w:bCs w:val="false"/>
+                <w:color w:val="000000"/>
+                <w:sz w:val="20"/>
+                <w:szCs w:val="20"/>
+              </w:rPr>
+              <w:t xml:space="preserve">Dentistry &amp; Maxillofacial</w:t>
+            </w:r>
+          </w:p>
+        </w:tc>
+        <w:tc>
+          <w:tcPr>
+            <w:shd w:fill="F8FAFC" w:val="clear"/>
+            <w:tcMar>
+              <w:top w:type="dxa" w:w="100"/>
+              <w:left w:type="dxa" w:w="120"/>
+              <w:bottom w:type="dxa" w:w="100"/>
+              <w:right w:type="dxa" w:w="120"/>
+            </w:tcMar>
+          </w:tcPr>
+          <w:p>
+            <w:r>
+              <w:rPr>
+                <w:rFonts w:ascii="Calibri" w:cs="Calibri" w:eastAsia="Calibri" w:hAnsi="Calibri"/>
+                <w:b w:val="false"/>
+                <w:bCs w:val="false"/>
+                <w:color w:val="000000"/>
+                <w:sz w:val="20"/>
+                <w:szCs w:val="20"/>
+              </w:rPr>
+              <w:t xml:space="preserve">dr.david</w:t>
+            </w:r>
+          </w:p>
+        </w:tc>
+        <w:tc>
+          <w:tcPr>
+            <w:shd w:fill="F8FAFC" w:val="clear"/>
+            <w:tcMar>
+              <w:top w:type="dxa" w:w="100"/>
+              <w:left w:type="dxa" w:w="120"/>
+              <w:bottom w:type="dxa" w:w="100"/>
+              <w:right w:type="dxa" w:w="120"/>
+            </w:tcMar>
+          </w:tcPr>
+          <w:p>
+            <w:r>
+              <w:rPr>
+                <w:rFonts w:ascii="Calibri" w:cs="Calibri" w:eastAsia="Calibri" w:hAnsi="Calibri"/>
+                <w:b w:val="false"/>
+                <w:bCs w:val="false"/>
+                <w:color w:val="000000"/>
+                <w:sz w:val="20"/>
+                <w:szCs w:val="20"/>
+              </w:rPr>
+              <w:t xml:space="preserve">10 yrs • ₹450</w:t>
             </w:r>
           </w:p>
         </w:tc>
